--- a/PYTHON PROGRAMMING.docx
+++ b/PYTHON PROGRAMMING.docx
@@ -4,125 +4,2156 @@
   <w:body>
     <w:p>
       <w:pPr>
-        <w:jc w:val="center"/>
-        <w:rPr>
-          <w:ins w:id="0" w:author="Microsoft account" w:date="2026-07-26T13:25:00Z"/>
-          <w:rFonts w:ascii="Times New Roman" w:hAnsi="Times New Roman"/>
-          <w:sz w:val="40"/>
-        </w:rPr>
-        <w:pPrChange w:id="1" w:author="Microsoft account" w:date="2026-07-26T13:25:00Z">
-          <w:pPr/>
-        </w:pPrChange>
-      </w:pPr>
-      <w:ins w:id="2" w:author="Microsoft account" w:date="2026-07-26T13:25:00Z">
-        <w:r>
-          <w:rPr>
-            <w:rFonts w:ascii="Times New Roman" w:hAnsi="Times New Roman"/>
-            <w:sz w:val="40"/>
-          </w:rPr>
-          <w:t>PYTHON PROGRAMMING</w:t>
-        </w:r>
-      </w:ins>
-    </w:p>
-    <w:p>
-      <w:pPr>
-        <w:rPr>
-          <w:ins w:id="3" w:author="Microsoft account" w:date="2026-07-26T13:25:00Z"/>
-          <w:rFonts w:ascii="Times New Roman" w:hAnsi="Times New Roman"/>
-          <w:sz w:val="40"/>
-        </w:rPr>
-        <w:pPrChange w:id="4" w:author="Microsoft account" w:date="2026-07-26T13:25:00Z">
-          <w:pPr/>
-        </w:pPrChange>
-      </w:pPr>
-    </w:p>
-    <w:p>
-      <w:pPr>
-        <w:rPr>
-          <w:ins w:id="5" w:author="Microsoft account" w:date="2026-07-26T13:25:00Z"/>
-          <w:rFonts w:ascii="Times New Roman" w:hAnsi="Times New Roman"/>
-          <w:sz w:val="40"/>
-        </w:rPr>
-        <w:pPrChange w:id="6" w:author="Microsoft account" w:date="2026-07-26T13:25:00Z">
-          <w:pPr/>
-        </w:pPrChange>
-      </w:pPr>
-      <w:ins w:id="7" w:author="Microsoft account" w:date="2026-07-26T13:25:00Z">
-        <w:r>
-          <w:rPr>
-            <w:rFonts w:ascii="Times New Roman" w:hAnsi="Times New Roman"/>
-            <w:sz w:val="40"/>
-          </w:rPr>
-          <w:t>Task 1: (26 July 2026)</w:t>
-        </w:r>
-      </w:ins>
-    </w:p>
-    <w:p>
-      <w:pPr>
-        <w:rPr>
-          <w:ins w:id="8" w:author="Microsoft account" w:date="2026-07-26T13:25:00Z"/>
-          <w:rFonts w:ascii="Times New Roman" w:hAnsi="Times New Roman"/>
-          <w:sz w:val="32"/>
-        </w:rPr>
-        <w:pPrChange w:id="9" w:author="Microsoft account" w:date="2026-07-26T13:25:00Z">
-          <w:pPr/>
-        </w:pPrChange>
-      </w:pPr>
-      <w:ins w:id="10" w:author="Microsoft account" w:date="2026-07-26T14:03:00Z">
-        <w:r>
-          <w:rPr>
-            <w:rFonts w:ascii="Times New Roman" w:hAnsi="Times New Roman"/>
-            <w:sz w:val="32"/>
-          </w:rPr>
-          <w:t>Complete installa</w:t>
-        </w:r>
-      </w:ins>
-      <w:ins w:id="11" w:author="Microsoft account" w:date="2026-07-26T14:04:00Z">
-        <w:r>
-          <w:rPr>
-            <w:rFonts w:ascii="Times New Roman" w:hAnsi="Times New Roman"/>
-            <w:sz w:val="32"/>
-          </w:rPr>
-          <w:t>t</w:t>
-        </w:r>
-      </w:ins>
-      <w:ins w:id="12" w:author="Microsoft account" w:date="2026-07-26T14:03:00Z">
-        <w:r>
-          <w:rPr>
-            <w:rFonts w:ascii="Times New Roman" w:hAnsi="Times New Roman"/>
-            <w:sz w:val="32"/>
-          </w:rPr>
-          <w:t xml:space="preserve">ion </w:t>
-        </w:r>
-      </w:ins>
-      <w:ins w:id="13" w:author="Microsoft account" w:date="2026-07-26T14:04:00Z">
-        <w:r>
-          <w:rPr>
-            <w:rFonts w:ascii="Times New Roman" w:hAnsi="Times New Roman"/>
-            <w:sz w:val="32"/>
-          </w:rPr>
-          <w:t>and mini program print Name</w:t>
-        </w:r>
-      </w:ins>
-      <w:bookmarkStart w:id="14" w:name="_GoBack"/>
-      <w:bookmarkEnd w:id="14"/>
-    </w:p>
-    <w:p>
-      <w:pPr>
-        <w:rPr>
-          <w:rFonts w:ascii="Times New Roman" w:hAnsi="Times New Roman"/>
-          <w:sz w:val="32"/>
-          <w:rPrChange w:id="15" w:author="Microsoft account" w:date="2026-07-26T13:25:00Z">
+        <w:spacing w:before="100" w:beforeAutospacing="1" w:after="100" w:afterAutospacing="1" w:line="240" w:lineRule="auto"/>
+        <w:outlineLvl w:val="0"/>
+        <w:rPr>
+          <w:ins w:id="0" w:author="Microsoft account" w:date="2026-07-26T21:03:00Z"/>
+          <w:rFonts w:ascii="Times New Roman" w:eastAsia="Times New Roman" w:hAnsi="Times New Roman" w:cs="Times New Roman"/>
+          <w:b/>
+          <w:bCs/>
+          <w:kern w:val="36"/>
+          <w:sz w:val="48"/>
+          <w:szCs w:val="48"/>
+        </w:rPr>
+      </w:pPr>
+      <w:ins w:id="1" w:author="Microsoft account" w:date="2026-07-26T21:03:00Z">
+        <w:r>
+          <w:rPr>
+            <w:rFonts w:ascii="Times New Roman" w:eastAsia="Times New Roman" w:hAnsi="Times New Roman" w:cs="Times New Roman"/>
+            <w:b/>
+            <w:bCs/>
+            <w:kern w:val="36"/>
+            <w:sz w:val="48"/>
+            <w:szCs w:val="48"/>
+          </w:rPr>
+          <w:t>PYTHON PROGRAMMING – TASK REPORT</w:t>
+        </w:r>
+      </w:ins>
+    </w:p>
+    <w:p>
+      <w:pPr>
+        <w:spacing w:before="100" w:beforeAutospacing="1" w:after="100" w:afterAutospacing="1" w:line="240" w:lineRule="auto"/>
+        <w:outlineLvl w:val="1"/>
+        <w:rPr>
+          <w:ins w:id="2" w:author="Microsoft account" w:date="2026-07-26T21:03:00Z"/>
+          <w:rFonts w:ascii="Times New Roman" w:eastAsia="Times New Roman" w:hAnsi="Times New Roman" w:cs="Times New Roman"/>
+          <w:b/>
+          <w:bCs/>
+          <w:sz w:val="36"/>
+          <w:szCs w:val="36"/>
+        </w:rPr>
+      </w:pPr>
+      <w:ins w:id="3" w:author="Microsoft account" w:date="2026-07-26T21:03:00Z">
+        <w:r>
+          <w:rPr>
+            <w:rFonts w:ascii="Times New Roman" w:eastAsia="Times New Roman" w:hAnsi="Times New Roman" w:cs="Times New Roman"/>
+            <w:b/>
+            <w:bCs/>
+            <w:sz w:val="36"/>
+            <w:szCs w:val="36"/>
+          </w:rPr>
+          <w:t>Task 1: Python Installation &amp; Basic Program</w:t>
+        </w:r>
+      </w:ins>
+    </w:p>
+    <w:p>
+      <w:pPr>
+        <w:spacing w:before="100" w:beforeAutospacing="1" w:after="100" w:afterAutospacing="1" w:line="240" w:lineRule="auto"/>
+        <w:rPr>
+          <w:ins w:id="4" w:author="Microsoft account" w:date="2026-07-26T21:03:00Z"/>
+          <w:rFonts w:ascii="Times New Roman" w:eastAsia="Times New Roman" w:hAnsi="Times New Roman" w:cs="Times New Roman"/>
+          <w:sz w:val="24"/>
+          <w:szCs w:val="24"/>
+        </w:rPr>
+      </w:pPr>
+      <w:ins w:id="5" w:author="Microsoft account" w:date="2026-07-26T21:03:00Z">
+        <w:r>
+          <w:rPr>
+            <w:rFonts w:ascii="Times New Roman" w:eastAsia="Times New Roman" w:hAnsi="Times New Roman" w:cs="Times New Roman"/>
+            <w:b/>
+            <w:bCs/>
+            <w:sz w:val="24"/>
+            <w:szCs w:val="24"/>
+          </w:rPr>
+          <w:t>Date:</w:t>
+        </w:r>
+        <w:r>
+          <w:rPr>
+            <w:rFonts w:ascii="Times New Roman" w:eastAsia="Times New Roman" w:hAnsi="Times New Roman" w:cs="Times New Roman"/>
+            <w:sz w:val="24"/>
+            <w:szCs w:val="24"/>
+          </w:rPr>
+          <w:t xml:space="preserve"> 26 July 2026</w:t>
+        </w:r>
+      </w:ins>
+    </w:p>
+    <w:p>
+      <w:pPr>
+        <w:spacing w:before="100" w:beforeAutospacing="1" w:after="100" w:afterAutospacing="1" w:line="240" w:lineRule="auto"/>
+        <w:rPr>
+          <w:ins w:id="6" w:author="Microsoft account" w:date="2026-07-26T21:03:00Z"/>
+          <w:rFonts w:ascii="Times New Roman" w:eastAsia="Times New Roman" w:hAnsi="Times New Roman" w:cs="Times New Roman"/>
+          <w:sz w:val="24"/>
+          <w:szCs w:val="24"/>
+        </w:rPr>
+      </w:pPr>
+      <w:ins w:id="7" w:author="Microsoft account" w:date="2026-07-26T21:03:00Z">
+        <w:r>
+          <w:rPr>
+            <w:rFonts w:ascii="Times New Roman" w:eastAsia="Times New Roman" w:hAnsi="Times New Roman" w:cs="Times New Roman"/>
+            <w:b/>
+            <w:bCs/>
+            <w:sz w:val="24"/>
+            <w:szCs w:val="24"/>
+          </w:rPr>
+          <w:t>Completed Work:</w:t>
+        </w:r>
+      </w:ins>
+    </w:p>
+    <w:p>
+      <w:pPr>
+        <w:numPr>
+          <w:ilvl w:val="0"/>
+          <w:numId w:val="1"/>
+        </w:numPr>
+        <w:spacing w:before="100" w:beforeAutospacing="1" w:after="100" w:afterAutospacing="1" w:line="240" w:lineRule="auto"/>
+        <w:rPr>
+          <w:ins w:id="8" w:author="Microsoft account" w:date="2026-07-26T21:03:00Z"/>
+          <w:rFonts w:ascii="Times New Roman" w:eastAsia="Times New Roman" w:hAnsi="Times New Roman" w:cs="Times New Roman"/>
+          <w:sz w:val="24"/>
+          <w:szCs w:val="24"/>
+        </w:rPr>
+      </w:pPr>
+      <w:ins w:id="9" w:author="Microsoft account" w:date="2026-07-26T21:03:00Z">
+        <w:r>
+          <w:rPr>
+            <w:rFonts w:ascii="Times New Roman" w:eastAsia="Times New Roman" w:hAnsi="Times New Roman" w:cs="Times New Roman"/>
+            <w:sz w:val="24"/>
+            <w:szCs w:val="24"/>
+          </w:rPr>
+          <w:t>Successfully completed Python installation.</w:t>
+        </w:r>
+      </w:ins>
+    </w:p>
+    <w:p>
+      <w:pPr>
+        <w:numPr>
+          <w:ilvl w:val="0"/>
+          <w:numId w:val="1"/>
+        </w:numPr>
+        <w:spacing w:before="100" w:beforeAutospacing="1" w:after="100" w:afterAutospacing="1" w:line="240" w:lineRule="auto"/>
+        <w:rPr>
+          <w:ins w:id="10" w:author="Microsoft account" w:date="2026-07-26T21:03:00Z"/>
+          <w:rFonts w:ascii="Times New Roman" w:eastAsia="Times New Roman" w:hAnsi="Times New Roman" w:cs="Times New Roman"/>
+          <w:sz w:val="24"/>
+          <w:szCs w:val="24"/>
+        </w:rPr>
+      </w:pPr>
+      <w:ins w:id="11" w:author="Microsoft account" w:date="2026-07-26T21:03:00Z">
+        <w:r>
+          <w:rPr>
+            <w:rFonts w:ascii="Times New Roman" w:eastAsia="Times New Roman" w:hAnsi="Times New Roman" w:cs="Times New Roman"/>
+            <w:sz w:val="24"/>
+            <w:szCs w:val="24"/>
+          </w:rPr>
+          <w:t>Checked Python installation and setup.</w:t>
+        </w:r>
+      </w:ins>
+    </w:p>
+    <w:p>
+      <w:pPr>
+        <w:numPr>
+          <w:ilvl w:val="0"/>
+          <w:numId w:val="1"/>
+        </w:numPr>
+        <w:spacing w:before="100" w:beforeAutospacing="1" w:after="100" w:afterAutospacing="1" w:line="240" w:lineRule="auto"/>
+        <w:rPr>
+          <w:ins w:id="12" w:author="Microsoft account" w:date="2026-07-26T21:03:00Z"/>
+          <w:rFonts w:ascii="Times New Roman" w:eastAsia="Times New Roman" w:hAnsi="Times New Roman" w:cs="Times New Roman"/>
+          <w:sz w:val="24"/>
+          <w:szCs w:val="24"/>
+        </w:rPr>
+      </w:pPr>
+      <w:ins w:id="13" w:author="Microsoft account" w:date="2026-07-26T21:03:00Z">
+        <w:r>
+          <w:rPr>
+            <w:rFonts w:ascii="Times New Roman" w:eastAsia="Times New Roman" w:hAnsi="Times New Roman" w:cs="Times New Roman"/>
+            <w:sz w:val="24"/>
+            <w:szCs w:val="24"/>
+          </w:rPr>
+          <w:t>Created and executed a basic Python program.</w:t>
+        </w:r>
+      </w:ins>
+    </w:p>
+    <w:p>
+      <w:pPr>
+        <w:numPr>
+          <w:ilvl w:val="0"/>
+          <w:numId w:val="1"/>
+        </w:numPr>
+        <w:spacing w:before="100" w:beforeAutospacing="1" w:after="100" w:afterAutospacing="1" w:line="240" w:lineRule="auto"/>
+        <w:rPr>
+          <w:ins w:id="14" w:author="Microsoft account" w:date="2026-07-26T21:03:00Z"/>
+          <w:rFonts w:ascii="Times New Roman" w:eastAsia="Times New Roman" w:hAnsi="Times New Roman" w:cs="Times New Roman"/>
+          <w:sz w:val="24"/>
+          <w:szCs w:val="24"/>
+        </w:rPr>
+      </w:pPr>
+      <w:ins w:id="15" w:author="Microsoft account" w:date="2026-07-26T21:03:00Z">
+        <w:r>
+          <w:rPr>
+            <w:rFonts w:ascii="Times New Roman" w:eastAsia="Times New Roman" w:hAnsi="Times New Roman" w:cs="Times New Roman"/>
+            <w:sz w:val="24"/>
+            <w:szCs w:val="24"/>
+          </w:rPr>
+          <w:t xml:space="preserve">Practiced printing a name using the </w:t>
+        </w:r>
+        <w:proofErr w:type="gramStart"/>
+        <w:r>
+          <w:rPr>
+            <w:rFonts w:ascii="Courier New" w:eastAsia="Times New Roman" w:hAnsi="Courier New" w:cs="Courier New"/>
+            <w:sz w:val="20"/>
+            <w:szCs w:val="20"/>
+          </w:rPr>
+          <w:t>print(</w:t>
+        </w:r>
+        <w:proofErr w:type="gramEnd"/>
+        <w:r>
+          <w:rPr>
+            <w:rFonts w:ascii="Courier New" w:eastAsia="Times New Roman" w:hAnsi="Courier New" w:cs="Courier New"/>
+            <w:sz w:val="20"/>
+            <w:szCs w:val="20"/>
+          </w:rPr>
+          <w:t>)</w:t>
+        </w:r>
+        <w:r>
+          <w:rPr>
+            <w:rFonts w:ascii="Times New Roman" w:eastAsia="Times New Roman" w:hAnsi="Times New Roman" w:cs="Times New Roman"/>
+            <w:sz w:val="24"/>
+            <w:szCs w:val="24"/>
+          </w:rPr>
+          <w:t xml:space="preserve"> function.</w:t>
+        </w:r>
+      </w:ins>
+    </w:p>
+    <w:p>
+      <w:pPr>
+        <w:spacing w:before="100" w:beforeAutospacing="1" w:after="100" w:afterAutospacing="1" w:line="240" w:lineRule="auto"/>
+        <w:rPr>
+          <w:ins w:id="16" w:author="Microsoft account" w:date="2026-07-26T21:03:00Z"/>
+          <w:rFonts w:ascii="Times New Roman" w:eastAsia="Times New Roman" w:hAnsi="Times New Roman" w:cs="Times New Roman"/>
+          <w:sz w:val="24"/>
+          <w:szCs w:val="24"/>
+        </w:rPr>
+      </w:pPr>
+      <w:ins w:id="17" w:author="Microsoft account" w:date="2026-07-26T21:03:00Z">
+        <w:r>
+          <w:rPr>
+            <w:rFonts w:ascii="Times New Roman" w:eastAsia="Times New Roman" w:hAnsi="Times New Roman" w:cs="Times New Roman"/>
+            <w:b/>
+            <w:bCs/>
+            <w:sz w:val="24"/>
+            <w:szCs w:val="24"/>
+          </w:rPr>
+          <w:t>Example:</w:t>
+        </w:r>
+      </w:ins>
+    </w:p>
+    <w:p>
+      <w:pPr>
+        <w:tabs>
+          <w:tab w:val="left" w:pos="916"/>
+          <w:tab w:val="left" w:pos="1832"/>
+          <w:tab w:val="left" w:pos="2748"/>
+          <w:tab w:val="left" w:pos="3664"/>
+          <w:tab w:val="left" w:pos="4580"/>
+          <w:tab w:val="left" w:pos="5496"/>
+          <w:tab w:val="left" w:pos="6412"/>
+          <w:tab w:val="left" w:pos="7328"/>
+          <w:tab w:val="left" w:pos="8244"/>
+          <w:tab w:val="left" w:pos="9160"/>
+          <w:tab w:val="left" w:pos="10076"/>
+          <w:tab w:val="left" w:pos="10992"/>
+          <w:tab w:val="left" w:pos="11908"/>
+          <w:tab w:val="left" w:pos="12824"/>
+          <w:tab w:val="left" w:pos="13740"/>
+          <w:tab w:val="left" w:pos="14656"/>
+        </w:tabs>
+        <w:spacing w:after="0" w:line="240" w:lineRule="auto"/>
+        <w:rPr>
+          <w:ins w:id="18" w:author="Microsoft account" w:date="2026-07-26T21:03:00Z"/>
+          <w:rFonts w:ascii="Courier New" w:eastAsia="Times New Roman" w:hAnsi="Courier New" w:cs="Courier New"/>
+          <w:sz w:val="20"/>
+          <w:szCs w:val="20"/>
+        </w:rPr>
+      </w:pPr>
+      <w:proofErr w:type="gramStart"/>
+      <w:ins w:id="19" w:author="Microsoft account" w:date="2026-07-26T21:03:00Z">
+        <w:r>
+          <w:rPr>
+            <w:rFonts w:ascii="Courier New" w:eastAsia="Times New Roman" w:hAnsi="Courier New" w:cs="Courier New"/>
+            <w:sz w:val="20"/>
+            <w:szCs w:val="20"/>
+          </w:rPr>
+          <w:t>print(</w:t>
+        </w:r>
+        <w:proofErr w:type="gramEnd"/>
+        <w:r>
+          <w:rPr>
+            <w:rFonts w:ascii="Courier New" w:eastAsia="Times New Roman" w:hAnsi="Courier New" w:cs="Courier New"/>
+            <w:sz w:val="20"/>
+            <w:szCs w:val="20"/>
+          </w:rPr>
+          <w:t xml:space="preserve">"Akash </w:t>
+        </w:r>
+        <w:proofErr w:type="spellStart"/>
+        <w:r>
+          <w:rPr>
+            <w:rFonts w:ascii="Courier New" w:eastAsia="Times New Roman" w:hAnsi="Courier New" w:cs="Courier New"/>
+            <w:sz w:val="20"/>
+            <w:szCs w:val="20"/>
+          </w:rPr>
+          <w:t>Rathore</w:t>
+        </w:r>
+        <w:proofErr w:type="spellEnd"/>
+        <w:r>
+          <w:rPr>
+            <w:rFonts w:ascii="Courier New" w:eastAsia="Times New Roman" w:hAnsi="Courier New" w:cs="Courier New"/>
+            <w:sz w:val="20"/>
+            <w:szCs w:val="20"/>
+          </w:rPr>
+          <w:t>")</w:t>
+        </w:r>
+      </w:ins>
+    </w:p>
+    <w:p>
+      <w:pPr>
+        <w:spacing w:after="0" w:line="240" w:lineRule="auto"/>
+        <w:rPr>
+          <w:ins w:id="20" w:author="Microsoft account" w:date="2026-07-26T21:03:00Z"/>
+          <w:rFonts w:ascii="Times New Roman" w:eastAsia="Times New Roman" w:hAnsi="Times New Roman" w:cs="Times New Roman"/>
+          <w:sz w:val="24"/>
+          <w:szCs w:val="24"/>
+        </w:rPr>
+      </w:pPr>
+      <w:ins w:id="21" w:author="Microsoft account" w:date="2026-07-26T21:03:00Z">
+        <w:r>
+          <w:rPr>
+            <w:rFonts w:ascii="Times New Roman" w:eastAsia="Times New Roman" w:hAnsi="Times New Roman" w:cs="Times New Roman"/>
+            <w:sz w:val="24"/>
+            <w:szCs w:val="24"/>
+          </w:rPr>
+          <w:pict>
+            <v:rect id="_x0000_i1025" style="width:0;height:1.5pt" o:hralign="center" o:hrstd="t" o:hr="t" fillcolor="#a0a0a0" stroked="f"/>
+          </w:pict>
+        </w:r>
+      </w:ins>
+    </w:p>
+    <w:p>
+      <w:pPr>
+        <w:spacing w:before="100" w:beforeAutospacing="1" w:after="100" w:afterAutospacing="1" w:line="240" w:lineRule="auto"/>
+        <w:outlineLvl w:val="1"/>
+        <w:rPr>
+          <w:ins w:id="22" w:author="Microsoft account" w:date="2026-07-26T21:03:00Z"/>
+          <w:rFonts w:ascii="Times New Roman" w:eastAsia="Times New Roman" w:hAnsi="Times New Roman" w:cs="Times New Roman"/>
+          <w:b/>
+          <w:bCs/>
+          <w:sz w:val="36"/>
+          <w:szCs w:val="36"/>
+        </w:rPr>
+      </w:pPr>
+      <w:ins w:id="23" w:author="Microsoft account" w:date="2026-07-26T21:03:00Z">
+        <w:r>
+          <w:rPr>
+            <w:rFonts w:ascii="Times New Roman" w:eastAsia="Times New Roman" w:hAnsi="Times New Roman" w:cs="Times New Roman"/>
+            <w:b/>
+            <w:bCs/>
+            <w:sz w:val="36"/>
+            <w:szCs w:val="36"/>
+          </w:rPr>
+          <w:t>Task 2: Basic Python Programs</w:t>
+        </w:r>
+      </w:ins>
+    </w:p>
+    <w:p>
+      <w:pPr>
+        <w:spacing w:before="100" w:beforeAutospacing="1" w:after="100" w:afterAutospacing="1" w:line="240" w:lineRule="auto"/>
+        <w:rPr>
+          <w:ins w:id="24" w:author="Microsoft account" w:date="2026-07-26T21:03:00Z"/>
+          <w:rFonts w:ascii="Times New Roman" w:eastAsia="Times New Roman" w:hAnsi="Times New Roman" w:cs="Times New Roman"/>
+          <w:sz w:val="24"/>
+          <w:szCs w:val="24"/>
+        </w:rPr>
+      </w:pPr>
+      <w:ins w:id="25" w:author="Microsoft account" w:date="2026-07-26T21:03:00Z">
+        <w:r>
+          <w:rPr>
+            <w:rFonts w:ascii="Times New Roman" w:eastAsia="Times New Roman" w:hAnsi="Times New Roman" w:cs="Times New Roman"/>
+            <w:b/>
+            <w:bCs/>
+            <w:sz w:val="24"/>
+            <w:szCs w:val="24"/>
+          </w:rPr>
+          <w:t>Date:</w:t>
+        </w:r>
+        <w:r>
+          <w:rPr>
+            <w:rFonts w:ascii="Times New Roman" w:eastAsia="Times New Roman" w:hAnsi="Times New Roman" w:cs="Times New Roman"/>
+            <w:sz w:val="24"/>
+            <w:szCs w:val="24"/>
+          </w:rPr>
+          <w:t xml:space="preserve"> 26 July 2026</w:t>
+        </w:r>
+      </w:ins>
+    </w:p>
+    <w:p>
+      <w:pPr>
+        <w:spacing w:before="100" w:beforeAutospacing="1" w:after="100" w:afterAutospacing="1" w:line="240" w:lineRule="auto"/>
+        <w:rPr>
+          <w:ins w:id="26" w:author="Microsoft account" w:date="2026-07-26T21:03:00Z"/>
+          <w:rFonts w:ascii="Times New Roman" w:eastAsia="Times New Roman" w:hAnsi="Times New Roman" w:cs="Times New Roman"/>
+          <w:sz w:val="24"/>
+          <w:szCs w:val="24"/>
+        </w:rPr>
+      </w:pPr>
+      <w:ins w:id="27" w:author="Microsoft account" w:date="2026-07-26T21:03:00Z">
+        <w:r>
+          <w:rPr>
+            <w:rFonts w:ascii="Times New Roman" w:eastAsia="Times New Roman" w:hAnsi="Times New Roman" w:cs="Times New Roman"/>
+            <w:b/>
+            <w:bCs/>
+            <w:sz w:val="24"/>
+            <w:szCs w:val="24"/>
+          </w:rPr>
+          <w:t>Completed Work:</w:t>
+        </w:r>
+      </w:ins>
+    </w:p>
+    <w:p>
+      <w:pPr>
+        <w:numPr>
+          <w:ilvl w:val="0"/>
+          <w:numId w:val="2"/>
+        </w:numPr>
+        <w:spacing w:before="100" w:beforeAutospacing="1" w:after="100" w:afterAutospacing="1" w:line="240" w:lineRule="auto"/>
+        <w:rPr>
+          <w:ins w:id="28" w:author="Microsoft account" w:date="2026-07-26T21:03:00Z"/>
+          <w:rFonts w:ascii="Times New Roman" w:eastAsia="Times New Roman" w:hAnsi="Times New Roman" w:cs="Times New Roman"/>
+          <w:sz w:val="24"/>
+          <w:szCs w:val="24"/>
+        </w:rPr>
+      </w:pPr>
+      <w:ins w:id="29" w:author="Microsoft account" w:date="2026-07-26T21:03:00Z">
+        <w:r>
+          <w:rPr>
+            <w:rFonts w:ascii="Times New Roman" w:eastAsia="Times New Roman" w:hAnsi="Times New Roman" w:cs="Times New Roman"/>
+            <w:sz w:val="24"/>
+            <w:szCs w:val="24"/>
+          </w:rPr>
+          <w:t xml:space="preserve">Learned how to take input from the user using </w:t>
+        </w:r>
+        <w:proofErr w:type="gramStart"/>
+        <w:r>
+          <w:rPr>
+            <w:rFonts w:ascii="Courier New" w:eastAsia="Times New Roman" w:hAnsi="Courier New" w:cs="Courier New"/>
+            <w:sz w:val="20"/>
+            <w:szCs w:val="20"/>
+          </w:rPr>
+          <w:t>input(</w:t>
+        </w:r>
+        <w:proofErr w:type="gramEnd"/>
+        <w:r>
+          <w:rPr>
+            <w:rFonts w:ascii="Courier New" w:eastAsia="Times New Roman" w:hAnsi="Courier New" w:cs="Courier New"/>
+            <w:sz w:val="20"/>
+            <w:szCs w:val="20"/>
+          </w:rPr>
+          <w:t>)</w:t>
+        </w:r>
+        <w:r>
+          <w:rPr>
+            <w:rFonts w:ascii="Times New Roman" w:eastAsia="Times New Roman" w:hAnsi="Times New Roman" w:cs="Times New Roman"/>
+            <w:sz w:val="24"/>
+            <w:szCs w:val="24"/>
+          </w:rPr>
+          <w:t>.</w:t>
+        </w:r>
+      </w:ins>
+    </w:p>
+    <w:p>
+      <w:pPr>
+        <w:numPr>
+          <w:ilvl w:val="0"/>
+          <w:numId w:val="2"/>
+        </w:numPr>
+        <w:spacing w:before="100" w:beforeAutospacing="1" w:after="100" w:afterAutospacing="1" w:line="240" w:lineRule="auto"/>
+        <w:rPr>
+          <w:ins w:id="30" w:author="Microsoft account" w:date="2026-07-26T21:03:00Z"/>
+          <w:rFonts w:ascii="Times New Roman" w:eastAsia="Times New Roman" w:hAnsi="Times New Roman" w:cs="Times New Roman"/>
+          <w:sz w:val="24"/>
+          <w:szCs w:val="24"/>
+        </w:rPr>
+      </w:pPr>
+      <w:ins w:id="31" w:author="Microsoft account" w:date="2026-07-26T21:03:00Z">
+        <w:r>
+          <w:rPr>
+            <w:rFonts w:ascii="Times New Roman" w:eastAsia="Times New Roman" w:hAnsi="Times New Roman" w:cs="Times New Roman"/>
+            <w:sz w:val="24"/>
+            <w:szCs w:val="24"/>
+          </w:rPr>
+          <w:t>Learned Typecasting in Python.</w:t>
+        </w:r>
+      </w:ins>
+    </w:p>
+    <w:p>
+      <w:pPr>
+        <w:numPr>
+          <w:ilvl w:val="0"/>
+          <w:numId w:val="2"/>
+        </w:numPr>
+        <w:spacing w:before="100" w:beforeAutospacing="1" w:after="100" w:afterAutospacing="1" w:line="240" w:lineRule="auto"/>
+        <w:rPr>
+          <w:ins w:id="32" w:author="Microsoft account" w:date="2026-07-26T21:03:00Z"/>
+          <w:rFonts w:ascii="Times New Roman" w:eastAsia="Times New Roman" w:hAnsi="Times New Roman" w:cs="Times New Roman"/>
+          <w:sz w:val="24"/>
+          <w:szCs w:val="24"/>
+        </w:rPr>
+      </w:pPr>
+      <w:ins w:id="33" w:author="Microsoft account" w:date="2026-07-26T21:03:00Z">
+        <w:r>
+          <w:rPr>
+            <w:rFonts w:ascii="Times New Roman" w:eastAsia="Times New Roman" w:hAnsi="Times New Roman" w:cs="Times New Roman"/>
+            <w:sz w:val="24"/>
+            <w:szCs w:val="24"/>
+          </w:rPr>
+          <w:t>Practiced basic arithmetic operations:</w:t>
+        </w:r>
+      </w:ins>
+    </w:p>
+    <w:p>
+      <w:pPr>
+        <w:numPr>
+          <w:ilvl w:val="1"/>
+          <w:numId w:val="2"/>
+        </w:numPr>
+        <w:spacing w:before="100" w:beforeAutospacing="1" w:after="100" w:afterAutospacing="1" w:line="240" w:lineRule="auto"/>
+        <w:rPr>
+          <w:ins w:id="34" w:author="Microsoft account" w:date="2026-07-26T21:03:00Z"/>
+          <w:rFonts w:ascii="Times New Roman" w:eastAsia="Times New Roman" w:hAnsi="Times New Roman" w:cs="Times New Roman"/>
+          <w:sz w:val="24"/>
+          <w:szCs w:val="24"/>
+        </w:rPr>
+      </w:pPr>
+      <w:ins w:id="35" w:author="Microsoft account" w:date="2026-07-26T21:03:00Z">
+        <w:r>
+          <w:rPr>
+            <w:rFonts w:ascii="Times New Roman" w:eastAsia="Times New Roman" w:hAnsi="Times New Roman" w:cs="Times New Roman"/>
+            <w:sz w:val="24"/>
+            <w:szCs w:val="24"/>
+          </w:rPr>
+          <w:t>Addition</w:t>
+        </w:r>
+      </w:ins>
+    </w:p>
+    <w:p>
+      <w:pPr>
+        <w:numPr>
+          <w:ilvl w:val="1"/>
+          <w:numId w:val="2"/>
+        </w:numPr>
+        <w:spacing w:before="100" w:beforeAutospacing="1" w:after="100" w:afterAutospacing="1" w:line="240" w:lineRule="auto"/>
+        <w:rPr>
+          <w:ins w:id="36" w:author="Microsoft account" w:date="2026-07-26T21:03:00Z"/>
+          <w:rFonts w:ascii="Times New Roman" w:eastAsia="Times New Roman" w:hAnsi="Times New Roman" w:cs="Times New Roman"/>
+          <w:sz w:val="24"/>
+          <w:szCs w:val="24"/>
+        </w:rPr>
+      </w:pPr>
+      <w:ins w:id="37" w:author="Microsoft account" w:date="2026-07-26T21:03:00Z">
+        <w:r>
+          <w:rPr>
+            <w:rFonts w:ascii="Times New Roman" w:eastAsia="Times New Roman" w:hAnsi="Times New Roman" w:cs="Times New Roman"/>
+            <w:sz w:val="24"/>
+            <w:szCs w:val="24"/>
+          </w:rPr>
+          <w:t>Subtraction</w:t>
+        </w:r>
+      </w:ins>
+    </w:p>
+    <w:p>
+      <w:pPr>
+        <w:numPr>
+          <w:ilvl w:val="1"/>
+          <w:numId w:val="2"/>
+        </w:numPr>
+        <w:spacing w:before="100" w:beforeAutospacing="1" w:after="100" w:afterAutospacing="1" w:line="240" w:lineRule="auto"/>
+        <w:rPr>
+          <w:ins w:id="38" w:author="Microsoft account" w:date="2026-07-26T21:03:00Z"/>
+          <w:rFonts w:ascii="Times New Roman" w:eastAsia="Times New Roman" w:hAnsi="Times New Roman" w:cs="Times New Roman"/>
+          <w:sz w:val="24"/>
+          <w:szCs w:val="24"/>
+        </w:rPr>
+      </w:pPr>
+      <w:ins w:id="39" w:author="Microsoft account" w:date="2026-07-26T21:03:00Z">
+        <w:r>
+          <w:rPr>
+            <w:rFonts w:ascii="Times New Roman" w:eastAsia="Times New Roman" w:hAnsi="Times New Roman" w:cs="Times New Roman"/>
+            <w:sz w:val="24"/>
+            <w:szCs w:val="24"/>
+          </w:rPr>
+          <w:t>Multiplication</w:t>
+        </w:r>
+      </w:ins>
+    </w:p>
+    <w:p>
+      <w:pPr>
+        <w:numPr>
+          <w:ilvl w:val="1"/>
+          <w:numId w:val="2"/>
+        </w:numPr>
+        <w:spacing w:before="100" w:beforeAutospacing="1" w:after="100" w:afterAutospacing="1" w:line="240" w:lineRule="auto"/>
+        <w:rPr>
+          <w:ins w:id="40" w:author="Microsoft account" w:date="2026-07-26T21:03:00Z"/>
+          <w:rFonts w:ascii="Times New Roman" w:eastAsia="Times New Roman" w:hAnsi="Times New Roman" w:cs="Times New Roman"/>
+          <w:sz w:val="24"/>
+          <w:szCs w:val="24"/>
+        </w:rPr>
+      </w:pPr>
+      <w:ins w:id="41" w:author="Microsoft account" w:date="2026-07-26T21:03:00Z">
+        <w:r>
+          <w:rPr>
+            <w:rFonts w:ascii="Times New Roman" w:eastAsia="Times New Roman" w:hAnsi="Times New Roman" w:cs="Times New Roman"/>
+            <w:sz w:val="24"/>
+            <w:szCs w:val="24"/>
+          </w:rPr>
+          <w:t>Division</w:t>
+        </w:r>
+      </w:ins>
+    </w:p>
+    <w:p>
+      <w:pPr>
+        <w:spacing w:before="100" w:beforeAutospacing="1" w:after="100" w:afterAutospacing="1" w:line="240" w:lineRule="auto"/>
+        <w:rPr>
+          <w:ins w:id="42" w:author="Microsoft account" w:date="2026-07-26T21:03:00Z"/>
+          <w:rFonts w:ascii="Times New Roman" w:eastAsia="Times New Roman" w:hAnsi="Times New Roman" w:cs="Times New Roman"/>
+          <w:sz w:val="24"/>
+          <w:szCs w:val="24"/>
+        </w:rPr>
+      </w:pPr>
+      <w:ins w:id="43" w:author="Microsoft account" w:date="2026-07-26T21:03:00Z">
+        <w:r>
+          <w:rPr>
+            <w:rFonts w:ascii="Times New Roman" w:eastAsia="Times New Roman" w:hAnsi="Times New Roman" w:cs="Times New Roman"/>
+            <w:b/>
+            <w:bCs/>
+            <w:sz w:val="24"/>
+            <w:szCs w:val="24"/>
+          </w:rPr>
+          <w:t>Topics Covered:</w:t>
+        </w:r>
+      </w:ins>
+    </w:p>
+    <w:p>
+      <w:pPr>
+        <w:numPr>
+          <w:ilvl w:val="0"/>
+          <w:numId w:val="3"/>
+        </w:numPr>
+        <w:spacing w:before="100" w:beforeAutospacing="1" w:after="100" w:afterAutospacing="1" w:line="240" w:lineRule="auto"/>
+        <w:rPr>
+          <w:ins w:id="44" w:author="Microsoft account" w:date="2026-07-26T21:03:00Z"/>
+          <w:rFonts w:ascii="Times New Roman" w:eastAsia="Times New Roman" w:hAnsi="Times New Roman" w:cs="Times New Roman"/>
+          <w:sz w:val="24"/>
+          <w:szCs w:val="24"/>
+        </w:rPr>
+      </w:pPr>
+      <w:ins w:id="45" w:author="Microsoft account" w:date="2026-07-26T21:03:00Z">
+        <w:r>
+          <w:rPr>
+            <w:rFonts w:ascii="Courier New" w:eastAsia="Times New Roman" w:hAnsi="Courier New" w:cs="Courier New"/>
+            <w:sz w:val="20"/>
+            <w:szCs w:val="20"/>
+          </w:rPr>
+          <w:t>input()</w:t>
+        </w:r>
+      </w:ins>
+    </w:p>
+    <w:p>
+      <w:pPr>
+        <w:numPr>
+          <w:ilvl w:val="0"/>
+          <w:numId w:val="3"/>
+        </w:numPr>
+        <w:spacing w:before="100" w:beforeAutospacing="1" w:after="100" w:afterAutospacing="1" w:line="240" w:lineRule="auto"/>
+        <w:rPr>
+          <w:ins w:id="46" w:author="Microsoft account" w:date="2026-07-26T21:03:00Z"/>
+          <w:rFonts w:ascii="Times New Roman" w:eastAsia="Times New Roman" w:hAnsi="Times New Roman" w:cs="Times New Roman"/>
+          <w:sz w:val="24"/>
+          <w:szCs w:val="24"/>
+        </w:rPr>
+      </w:pPr>
+      <w:ins w:id="47" w:author="Microsoft account" w:date="2026-07-26T21:03:00Z">
+        <w:r>
+          <w:rPr>
+            <w:rFonts w:ascii="Times New Roman" w:eastAsia="Times New Roman" w:hAnsi="Times New Roman" w:cs="Times New Roman"/>
+            <w:sz w:val="24"/>
+            <w:szCs w:val="24"/>
+          </w:rPr>
+          <w:t>Typecasting</w:t>
+        </w:r>
+      </w:ins>
+    </w:p>
+    <w:p>
+      <w:pPr>
+        <w:numPr>
+          <w:ilvl w:val="0"/>
+          <w:numId w:val="3"/>
+        </w:numPr>
+        <w:spacing w:before="100" w:beforeAutospacing="1" w:after="100" w:afterAutospacing="1" w:line="240" w:lineRule="auto"/>
+        <w:rPr>
+          <w:ins w:id="48" w:author="Microsoft account" w:date="2026-07-26T21:03:00Z"/>
+          <w:rFonts w:ascii="Times New Roman" w:eastAsia="Times New Roman" w:hAnsi="Times New Roman" w:cs="Times New Roman"/>
+          <w:sz w:val="24"/>
+          <w:szCs w:val="24"/>
+        </w:rPr>
+      </w:pPr>
+      <w:proofErr w:type="spellStart"/>
+      <w:ins w:id="49" w:author="Microsoft account" w:date="2026-07-26T21:03:00Z">
+        <w:r>
+          <w:rPr>
+            <w:rFonts w:ascii="Courier New" w:eastAsia="Times New Roman" w:hAnsi="Courier New" w:cs="Courier New"/>
+            <w:sz w:val="20"/>
+            <w:szCs w:val="20"/>
+          </w:rPr>
+          <w:t>int</w:t>
+        </w:r>
+        <w:proofErr w:type="spellEnd"/>
+        <w:r>
+          <w:rPr>
+            <w:rFonts w:ascii="Courier New" w:eastAsia="Times New Roman" w:hAnsi="Courier New" w:cs="Courier New"/>
+            <w:sz w:val="20"/>
+            <w:szCs w:val="20"/>
+          </w:rPr>
+          <w:t>()</w:t>
+        </w:r>
+      </w:ins>
+    </w:p>
+    <w:p>
+      <w:pPr>
+        <w:numPr>
+          <w:ilvl w:val="0"/>
+          <w:numId w:val="3"/>
+        </w:numPr>
+        <w:spacing w:before="100" w:beforeAutospacing="1" w:after="100" w:afterAutospacing="1" w:line="240" w:lineRule="auto"/>
+        <w:rPr>
+          <w:ins w:id="50" w:author="Microsoft account" w:date="2026-07-26T21:03:00Z"/>
+          <w:rFonts w:ascii="Times New Roman" w:eastAsia="Times New Roman" w:hAnsi="Times New Roman" w:cs="Times New Roman"/>
+          <w:sz w:val="24"/>
+          <w:szCs w:val="24"/>
+        </w:rPr>
+      </w:pPr>
+      <w:ins w:id="51" w:author="Microsoft account" w:date="2026-07-26T21:03:00Z">
+        <w:r>
+          <w:rPr>
+            <w:rFonts w:ascii="Courier New" w:eastAsia="Times New Roman" w:hAnsi="Courier New" w:cs="Courier New"/>
+            <w:sz w:val="20"/>
+            <w:szCs w:val="20"/>
+          </w:rPr>
+          <w:t>float()</w:t>
+        </w:r>
+      </w:ins>
+    </w:p>
+    <w:p>
+      <w:pPr>
+        <w:numPr>
+          <w:ilvl w:val="0"/>
+          <w:numId w:val="3"/>
+        </w:numPr>
+        <w:spacing w:before="100" w:beforeAutospacing="1" w:after="100" w:afterAutospacing="1" w:line="240" w:lineRule="auto"/>
+        <w:rPr>
+          <w:ins w:id="52" w:author="Microsoft account" w:date="2026-07-26T21:03:00Z"/>
+          <w:rFonts w:ascii="Times New Roman" w:eastAsia="Times New Roman" w:hAnsi="Times New Roman" w:cs="Times New Roman"/>
+          <w:sz w:val="24"/>
+          <w:szCs w:val="24"/>
+        </w:rPr>
+      </w:pPr>
+      <w:ins w:id="53" w:author="Microsoft account" w:date="2026-07-26T21:03:00Z">
+        <w:r>
+          <w:rPr>
+            <w:rFonts w:ascii="Times New Roman" w:eastAsia="Times New Roman" w:hAnsi="Times New Roman" w:cs="Times New Roman"/>
+            <w:sz w:val="24"/>
+            <w:szCs w:val="24"/>
+          </w:rPr>
+          <w:t>Addition (</w:t>
+        </w:r>
+        <w:r>
+          <w:rPr>
+            <w:rFonts w:ascii="Courier New" w:eastAsia="Times New Roman" w:hAnsi="Courier New" w:cs="Courier New"/>
+            <w:sz w:val="20"/>
+            <w:szCs w:val="20"/>
+          </w:rPr>
+          <w:t>+</w:t>
+        </w:r>
+        <w:r>
+          <w:rPr>
+            <w:rFonts w:ascii="Times New Roman" w:eastAsia="Times New Roman" w:hAnsi="Times New Roman" w:cs="Times New Roman"/>
+            <w:sz w:val="24"/>
+            <w:szCs w:val="24"/>
+          </w:rPr>
+          <w:t>)</w:t>
+        </w:r>
+      </w:ins>
+    </w:p>
+    <w:p>
+      <w:pPr>
+        <w:numPr>
+          <w:ilvl w:val="0"/>
+          <w:numId w:val="3"/>
+        </w:numPr>
+        <w:spacing w:before="100" w:beforeAutospacing="1" w:after="100" w:afterAutospacing="1" w:line="240" w:lineRule="auto"/>
+        <w:rPr>
+          <w:ins w:id="54" w:author="Microsoft account" w:date="2026-07-26T21:03:00Z"/>
+          <w:rFonts w:ascii="Times New Roman" w:eastAsia="Times New Roman" w:hAnsi="Times New Roman" w:cs="Times New Roman"/>
+          <w:sz w:val="24"/>
+          <w:szCs w:val="24"/>
+        </w:rPr>
+      </w:pPr>
+      <w:ins w:id="55" w:author="Microsoft account" w:date="2026-07-26T21:03:00Z">
+        <w:r>
+          <w:rPr>
+            <w:rFonts w:ascii="Times New Roman" w:eastAsia="Times New Roman" w:hAnsi="Times New Roman" w:cs="Times New Roman"/>
+            <w:sz w:val="24"/>
+            <w:szCs w:val="24"/>
+          </w:rPr>
+          <w:t>Subtraction (</w:t>
+        </w:r>
+        <w:r>
+          <w:rPr>
+            <w:rFonts w:ascii="Courier New" w:eastAsia="Times New Roman" w:hAnsi="Courier New" w:cs="Courier New"/>
+            <w:sz w:val="20"/>
+            <w:szCs w:val="20"/>
+          </w:rPr>
+          <w:t>-</w:t>
+        </w:r>
+        <w:r>
+          <w:rPr>
+            <w:rFonts w:ascii="Times New Roman" w:eastAsia="Times New Roman" w:hAnsi="Times New Roman" w:cs="Times New Roman"/>
+            <w:sz w:val="24"/>
+            <w:szCs w:val="24"/>
+          </w:rPr>
+          <w:t>)</w:t>
+        </w:r>
+      </w:ins>
+    </w:p>
+    <w:p>
+      <w:pPr>
+        <w:numPr>
+          <w:ilvl w:val="0"/>
+          <w:numId w:val="3"/>
+        </w:numPr>
+        <w:spacing w:before="100" w:beforeAutospacing="1" w:after="100" w:afterAutospacing="1" w:line="240" w:lineRule="auto"/>
+        <w:rPr>
+          <w:ins w:id="56" w:author="Microsoft account" w:date="2026-07-26T21:03:00Z"/>
+          <w:rFonts w:ascii="Times New Roman" w:eastAsia="Times New Roman" w:hAnsi="Times New Roman" w:cs="Times New Roman"/>
+          <w:sz w:val="24"/>
+          <w:szCs w:val="24"/>
+        </w:rPr>
+      </w:pPr>
+      <w:ins w:id="57" w:author="Microsoft account" w:date="2026-07-26T21:03:00Z">
+        <w:r>
+          <w:rPr>
+            <w:rFonts w:ascii="Times New Roman" w:eastAsia="Times New Roman" w:hAnsi="Times New Roman" w:cs="Times New Roman"/>
+            <w:sz w:val="24"/>
+            <w:szCs w:val="24"/>
+          </w:rPr>
+          <w:t>Multiplication (</w:t>
+        </w:r>
+        <w:r>
+          <w:rPr>
+            <w:rFonts w:ascii="Courier New" w:eastAsia="Times New Roman" w:hAnsi="Courier New" w:cs="Courier New"/>
+            <w:sz w:val="20"/>
+            <w:szCs w:val="20"/>
+          </w:rPr>
+          <w:t>*</w:t>
+        </w:r>
+        <w:r>
+          <w:rPr>
+            <w:rFonts w:ascii="Times New Roman" w:eastAsia="Times New Roman" w:hAnsi="Times New Roman" w:cs="Times New Roman"/>
+            <w:sz w:val="24"/>
+            <w:szCs w:val="24"/>
+          </w:rPr>
+          <w:t>)</w:t>
+        </w:r>
+      </w:ins>
+    </w:p>
+    <w:p>
+      <w:pPr>
+        <w:numPr>
+          <w:ilvl w:val="0"/>
+          <w:numId w:val="3"/>
+        </w:numPr>
+        <w:spacing w:before="100" w:beforeAutospacing="1" w:after="100" w:afterAutospacing="1" w:line="240" w:lineRule="auto"/>
+        <w:rPr>
+          <w:ins w:id="58" w:author="Microsoft account" w:date="2026-07-26T21:03:00Z"/>
+          <w:rFonts w:ascii="Times New Roman" w:eastAsia="Times New Roman" w:hAnsi="Times New Roman" w:cs="Times New Roman"/>
+          <w:sz w:val="24"/>
+          <w:szCs w:val="24"/>
+        </w:rPr>
+      </w:pPr>
+      <w:ins w:id="59" w:author="Microsoft account" w:date="2026-07-26T21:03:00Z">
+        <w:r>
+          <w:rPr>
+            <w:rFonts w:ascii="Times New Roman" w:eastAsia="Times New Roman" w:hAnsi="Times New Roman" w:cs="Times New Roman"/>
+            <w:sz w:val="24"/>
+            <w:szCs w:val="24"/>
+          </w:rPr>
+          <w:t>Division (</w:t>
+        </w:r>
+        <w:r>
+          <w:rPr>
+            <w:rFonts w:ascii="Courier New" w:eastAsia="Times New Roman" w:hAnsi="Courier New" w:cs="Courier New"/>
+            <w:sz w:val="20"/>
+            <w:szCs w:val="20"/>
+          </w:rPr>
+          <w:t>/</w:t>
+        </w:r>
+        <w:r>
+          <w:rPr>
+            <w:rFonts w:ascii="Times New Roman" w:eastAsia="Times New Roman" w:hAnsi="Times New Roman" w:cs="Times New Roman"/>
+            <w:sz w:val="24"/>
+            <w:szCs w:val="24"/>
+          </w:rPr>
+          <w:t>)</w:t>
+        </w:r>
+      </w:ins>
+    </w:p>
+    <w:p>
+      <w:pPr>
+        <w:spacing w:after="0" w:line="240" w:lineRule="auto"/>
+        <w:rPr>
+          <w:ins w:id="60" w:author="Microsoft account" w:date="2026-07-26T21:03:00Z"/>
+          <w:rFonts w:ascii="Times New Roman" w:eastAsia="Times New Roman" w:hAnsi="Times New Roman" w:cs="Times New Roman"/>
+          <w:sz w:val="24"/>
+          <w:szCs w:val="24"/>
+        </w:rPr>
+      </w:pPr>
+      <w:ins w:id="61" w:author="Microsoft account" w:date="2026-07-26T21:03:00Z">
+        <w:r>
+          <w:rPr>
+            <w:rFonts w:ascii="Times New Roman" w:eastAsia="Times New Roman" w:hAnsi="Times New Roman" w:cs="Times New Roman"/>
+            <w:sz w:val="24"/>
+            <w:szCs w:val="24"/>
+          </w:rPr>
+          <w:lastRenderedPageBreak/>
+          <w:pict>
+            <v:rect id="_x0000_i1026" style="width:0;height:1.5pt" o:hralign="center" o:hrstd="t" o:hr="t" fillcolor="#a0a0a0" stroked="f"/>
+          </w:pict>
+        </w:r>
+      </w:ins>
+    </w:p>
+    <w:p>
+      <w:pPr>
+        <w:spacing w:before="100" w:beforeAutospacing="1" w:after="100" w:afterAutospacing="1" w:line="240" w:lineRule="auto"/>
+        <w:outlineLvl w:val="1"/>
+        <w:rPr>
+          <w:ins w:id="62" w:author="Microsoft account" w:date="2026-07-26T21:03:00Z"/>
+          <w:rFonts w:ascii="Times New Roman" w:eastAsia="Times New Roman" w:hAnsi="Times New Roman" w:cs="Times New Roman"/>
+          <w:b/>
+          <w:bCs/>
+          <w:sz w:val="36"/>
+          <w:szCs w:val="36"/>
+        </w:rPr>
+      </w:pPr>
+      <w:ins w:id="63" w:author="Microsoft account" w:date="2026-07-26T21:03:00Z">
+        <w:r>
+          <w:rPr>
+            <w:rFonts w:ascii="Times New Roman" w:eastAsia="Times New Roman" w:hAnsi="Times New Roman" w:cs="Times New Roman"/>
+            <w:b/>
+            <w:bCs/>
+            <w:sz w:val="36"/>
+            <w:szCs w:val="36"/>
+          </w:rPr>
+          <w:t>Task 3: Comparison &amp; Logical Operators</w:t>
+        </w:r>
+      </w:ins>
+    </w:p>
+    <w:p>
+      <w:pPr>
+        <w:spacing w:before="100" w:beforeAutospacing="1" w:after="100" w:afterAutospacing="1" w:line="240" w:lineRule="auto"/>
+        <w:rPr>
+          <w:ins w:id="64" w:author="Microsoft account" w:date="2026-07-26T21:03:00Z"/>
+          <w:rFonts w:ascii="Times New Roman" w:eastAsia="Times New Roman" w:hAnsi="Times New Roman" w:cs="Times New Roman"/>
+          <w:sz w:val="24"/>
+          <w:szCs w:val="24"/>
+        </w:rPr>
+      </w:pPr>
+      <w:ins w:id="65" w:author="Microsoft account" w:date="2026-07-26T21:03:00Z">
+        <w:r>
+          <w:rPr>
+            <w:rFonts w:ascii="Times New Roman" w:eastAsia="Times New Roman" w:hAnsi="Times New Roman" w:cs="Times New Roman"/>
+            <w:b/>
+            <w:bCs/>
+            <w:sz w:val="24"/>
+            <w:szCs w:val="24"/>
+          </w:rPr>
+          <w:t>Date:</w:t>
+        </w:r>
+        <w:r>
+          <w:rPr>
+            <w:rFonts w:ascii="Times New Roman" w:eastAsia="Times New Roman" w:hAnsi="Times New Roman" w:cs="Times New Roman"/>
+            <w:sz w:val="24"/>
+            <w:szCs w:val="24"/>
+          </w:rPr>
+          <w:t xml:space="preserve"> 26 July 2026</w:t>
+        </w:r>
+      </w:ins>
+    </w:p>
+    <w:p>
+      <w:pPr>
+        <w:spacing w:before="100" w:beforeAutospacing="1" w:after="100" w:afterAutospacing="1" w:line="240" w:lineRule="auto"/>
+        <w:rPr>
+          <w:ins w:id="66" w:author="Microsoft account" w:date="2026-07-26T21:03:00Z"/>
+          <w:rFonts w:ascii="Times New Roman" w:eastAsia="Times New Roman" w:hAnsi="Times New Roman" w:cs="Times New Roman"/>
+          <w:sz w:val="24"/>
+          <w:szCs w:val="24"/>
+        </w:rPr>
+      </w:pPr>
+      <w:ins w:id="67" w:author="Microsoft account" w:date="2026-07-26T21:03:00Z">
+        <w:r>
+          <w:rPr>
+            <w:rFonts w:ascii="Times New Roman" w:eastAsia="Times New Roman" w:hAnsi="Times New Roman" w:cs="Times New Roman"/>
+            <w:b/>
+            <w:bCs/>
+            <w:sz w:val="24"/>
+            <w:szCs w:val="24"/>
+          </w:rPr>
+          <w:t>Completed Work:</w:t>
+        </w:r>
+      </w:ins>
+    </w:p>
+    <w:p>
+      <w:pPr>
+        <w:numPr>
+          <w:ilvl w:val="0"/>
+          <w:numId w:val="4"/>
+        </w:numPr>
+        <w:spacing w:before="100" w:beforeAutospacing="1" w:after="100" w:afterAutospacing="1" w:line="240" w:lineRule="auto"/>
+        <w:rPr>
+          <w:ins w:id="68" w:author="Microsoft account" w:date="2026-07-26T21:03:00Z"/>
+          <w:rFonts w:ascii="Times New Roman" w:eastAsia="Times New Roman" w:hAnsi="Times New Roman" w:cs="Times New Roman"/>
+          <w:sz w:val="24"/>
+          <w:szCs w:val="24"/>
+        </w:rPr>
+      </w:pPr>
+      <w:ins w:id="69" w:author="Microsoft account" w:date="2026-07-26T21:03:00Z">
+        <w:r>
+          <w:rPr>
+            <w:rFonts w:ascii="Times New Roman" w:eastAsia="Times New Roman" w:hAnsi="Times New Roman" w:cs="Times New Roman"/>
+            <w:sz w:val="24"/>
+            <w:szCs w:val="24"/>
+          </w:rPr>
+          <w:t>Completed the assignment on Comparison Operators.</w:t>
+        </w:r>
+      </w:ins>
+    </w:p>
+    <w:p>
+      <w:pPr>
+        <w:numPr>
+          <w:ilvl w:val="0"/>
+          <w:numId w:val="4"/>
+        </w:numPr>
+        <w:spacing w:before="100" w:beforeAutospacing="1" w:after="100" w:afterAutospacing="1" w:line="240" w:lineRule="auto"/>
+        <w:rPr>
+          <w:ins w:id="70" w:author="Microsoft account" w:date="2026-07-26T21:03:00Z"/>
+          <w:rFonts w:ascii="Times New Roman" w:eastAsia="Times New Roman" w:hAnsi="Times New Roman" w:cs="Times New Roman"/>
+          <w:sz w:val="24"/>
+          <w:szCs w:val="24"/>
+        </w:rPr>
+      </w:pPr>
+      <w:ins w:id="71" w:author="Microsoft account" w:date="2026-07-26T21:03:00Z">
+        <w:r>
+          <w:rPr>
+            <w:rFonts w:ascii="Times New Roman" w:eastAsia="Times New Roman" w:hAnsi="Times New Roman" w:cs="Times New Roman"/>
+            <w:sz w:val="24"/>
+            <w:szCs w:val="24"/>
+          </w:rPr>
+          <w:t>Completed the assignment on Logical Operators.</w:t>
+        </w:r>
+      </w:ins>
+    </w:p>
+    <w:p>
+      <w:pPr>
+        <w:spacing w:before="100" w:beforeAutospacing="1" w:after="100" w:afterAutospacing="1" w:line="240" w:lineRule="auto"/>
+        <w:outlineLvl w:val="2"/>
+        <w:rPr>
+          <w:ins w:id="72" w:author="Microsoft account" w:date="2026-07-26T21:03:00Z"/>
+          <w:rFonts w:ascii="Times New Roman" w:eastAsia="Times New Roman" w:hAnsi="Times New Roman" w:cs="Times New Roman"/>
+          <w:b/>
+          <w:bCs/>
+          <w:sz w:val="27"/>
+          <w:szCs w:val="27"/>
+        </w:rPr>
+      </w:pPr>
+      <w:ins w:id="73" w:author="Microsoft account" w:date="2026-07-26T21:03:00Z">
+        <w:r>
+          <w:rPr>
+            <w:rFonts w:ascii="Times New Roman" w:eastAsia="Times New Roman" w:hAnsi="Times New Roman" w:cs="Times New Roman"/>
+            <w:b/>
+            <w:bCs/>
+            <w:sz w:val="27"/>
+            <w:szCs w:val="27"/>
+          </w:rPr>
+          <w:t>Comparison Operators</w:t>
+        </w:r>
+      </w:ins>
+    </w:p>
+    <w:p>
+      <w:pPr>
+        <w:numPr>
+          <w:ilvl w:val="0"/>
+          <w:numId w:val="5"/>
+        </w:numPr>
+        <w:spacing w:before="100" w:beforeAutospacing="1" w:after="100" w:afterAutospacing="1" w:line="240" w:lineRule="auto"/>
+        <w:rPr>
+          <w:ins w:id="74" w:author="Microsoft account" w:date="2026-07-26T21:03:00Z"/>
+          <w:rFonts w:ascii="Times New Roman" w:eastAsia="Times New Roman" w:hAnsi="Times New Roman" w:cs="Times New Roman"/>
+          <w:sz w:val="24"/>
+          <w:szCs w:val="24"/>
+        </w:rPr>
+      </w:pPr>
+      <w:ins w:id="75" w:author="Microsoft account" w:date="2026-07-26T21:03:00Z">
+        <w:r>
+          <w:rPr>
+            <w:rFonts w:ascii="Times New Roman" w:eastAsia="Times New Roman" w:hAnsi="Times New Roman" w:cs="Times New Roman"/>
+            <w:sz w:val="24"/>
+            <w:szCs w:val="24"/>
+          </w:rPr>
+          <w:t>Equal to (</w:t>
+        </w:r>
+        <w:r>
+          <w:rPr>
+            <w:rFonts w:ascii="Courier New" w:eastAsia="Times New Roman" w:hAnsi="Courier New" w:cs="Courier New"/>
+            <w:sz w:val="20"/>
+            <w:szCs w:val="20"/>
+          </w:rPr>
+          <w:t>==</w:t>
+        </w:r>
+        <w:r>
+          <w:rPr>
+            <w:rFonts w:ascii="Times New Roman" w:eastAsia="Times New Roman" w:hAnsi="Times New Roman" w:cs="Times New Roman"/>
+            <w:sz w:val="24"/>
+            <w:szCs w:val="24"/>
+          </w:rPr>
+          <w:t>)</w:t>
+        </w:r>
+      </w:ins>
+    </w:p>
+    <w:p>
+      <w:pPr>
+        <w:numPr>
+          <w:ilvl w:val="0"/>
+          <w:numId w:val="5"/>
+        </w:numPr>
+        <w:spacing w:before="100" w:beforeAutospacing="1" w:after="100" w:afterAutospacing="1" w:line="240" w:lineRule="auto"/>
+        <w:rPr>
+          <w:ins w:id="76" w:author="Microsoft account" w:date="2026-07-26T21:03:00Z"/>
+          <w:rFonts w:ascii="Times New Roman" w:eastAsia="Times New Roman" w:hAnsi="Times New Roman" w:cs="Times New Roman"/>
+          <w:sz w:val="24"/>
+          <w:szCs w:val="24"/>
+        </w:rPr>
+      </w:pPr>
+      <w:ins w:id="77" w:author="Microsoft account" w:date="2026-07-26T21:03:00Z">
+        <w:r>
+          <w:rPr>
+            <w:rFonts w:ascii="Times New Roman" w:eastAsia="Times New Roman" w:hAnsi="Times New Roman" w:cs="Times New Roman"/>
+            <w:sz w:val="24"/>
+            <w:szCs w:val="24"/>
+          </w:rPr>
+          <w:t>Not equal to (</w:t>
+        </w:r>
+        <w:proofErr w:type="gramStart"/>
+        <w:r>
+          <w:rPr>
+            <w:rFonts w:ascii="Courier New" w:eastAsia="Times New Roman" w:hAnsi="Courier New" w:cs="Courier New"/>
+            <w:sz w:val="20"/>
+            <w:szCs w:val="20"/>
+          </w:rPr>
+          <w:t>!=</w:t>
+        </w:r>
+        <w:proofErr w:type="gramEnd"/>
+        <w:r>
+          <w:rPr>
+            <w:rFonts w:ascii="Times New Roman" w:eastAsia="Times New Roman" w:hAnsi="Times New Roman" w:cs="Times New Roman"/>
+            <w:sz w:val="24"/>
+            <w:szCs w:val="24"/>
+          </w:rPr>
+          <w:t>)</w:t>
+        </w:r>
+      </w:ins>
+    </w:p>
+    <w:p>
+      <w:pPr>
+        <w:numPr>
+          <w:ilvl w:val="0"/>
+          <w:numId w:val="5"/>
+        </w:numPr>
+        <w:spacing w:before="100" w:beforeAutospacing="1" w:after="100" w:afterAutospacing="1" w:line="240" w:lineRule="auto"/>
+        <w:rPr>
+          <w:ins w:id="78" w:author="Microsoft account" w:date="2026-07-26T21:03:00Z"/>
+          <w:rFonts w:ascii="Times New Roman" w:eastAsia="Times New Roman" w:hAnsi="Times New Roman" w:cs="Times New Roman"/>
+          <w:sz w:val="24"/>
+          <w:szCs w:val="24"/>
+        </w:rPr>
+      </w:pPr>
+      <w:ins w:id="79" w:author="Microsoft account" w:date="2026-07-26T21:03:00Z">
+        <w:r>
+          <w:rPr>
+            <w:rFonts w:ascii="Times New Roman" w:eastAsia="Times New Roman" w:hAnsi="Times New Roman" w:cs="Times New Roman"/>
+            <w:sz w:val="24"/>
+            <w:szCs w:val="24"/>
+          </w:rPr>
+          <w:t>Greater than (</w:t>
+        </w:r>
+        <w:r>
+          <w:rPr>
+            <w:rFonts w:ascii="Courier New" w:eastAsia="Times New Roman" w:hAnsi="Courier New" w:cs="Courier New"/>
+            <w:sz w:val="20"/>
+            <w:szCs w:val="20"/>
+          </w:rPr>
+          <w:t>&gt;</w:t>
+        </w:r>
+        <w:r>
+          <w:rPr>
+            <w:rFonts w:ascii="Times New Roman" w:eastAsia="Times New Roman" w:hAnsi="Times New Roman" w:cs="Times New Roman"/>
+            <w:sz w:val="24"/>
+            <w:szCs w:val="24"/>
+          </w:rPr>
+          <w:t>)</w:t>
+        </w:r>
+      </w:ins>
+    </w:p>
+    <w:p>
+      <w:pPr>
+        <w:numPr>
+          <w:ilvl w:val="0"/>
+          <w:numId w:val="5"/>
+        </w:numPr>
+        <w:spacing w:before="100" w:beforeAutospacing="1" w:after="100" w:afterAutospacing="1" w:line="240" w:lineRule="auto"/>
+        <w:rPr>
+          <w:ins w:id="80" w:author="Microsoft account" w:date="2026-07-26T21:03:00Z"/>
+          <w:rFonts w:ascii="Times New Roman" w:eastAsia="Times New Roman" w:hAnsi="Times New Roman" w:cs="Times New Roman"/>
+          <w:sz w:val="24"/>
+          <w:szCs w:val="24"/>
+        </w:rPr>
+      </w:pPr>
+      <w:ins w:id="81" w:author="Microsoft account" w:date="2026-07-26T21:03:00Z">
+        <w:r>
+          <w:rPr>
+            <w:rFonts w:ascii="Times New Roman" w:eastAsia="Times New Roman" w:hAnsi="Times New Roman" w:cs="Times New Roman"/>
+            <w:sz w:val="24"/>
+            <w:szCs w:val="24"/>
+          </w:rPr>
+          <w:t>Less than (</w:t>
+        </w:r>
+        <w:r>
+          <w:rPr>
+            <w:rFonts w:ascii="Courier New" w:eastAsia="Times New Roman" w:hAnsi="Courier New" w:cs="Courier New"/>
+            <w:sz w:val="20"/>
+            <w:szCs w:val="20"/>
+          </w:rPr>
+          <w:t>&lt;</w:t>
+        </w:r>
+        <w:r>
+          <w:rPr>
+            <w:rFonts w:ascii="Times New Roman" w:eastAsia="Times New Roman" w:hAnsi="Times New Roman" w:cs="Times New Roman"/>
+            <w:sz w:val="24"/>
+            <w:szCs w:val="24"/>
+          </w:rPr>
+          <w:t>)</w:t>
+        </w:r>
+      </w:ins>
+    </w:p>
+    <w:p>
+      <w:pPr>
+        <w:numPr>
+          <w:ilvl w:val="0"/>
+          <w:numId w:val="5"/>
+        </w:numPr>
+        <w:spacing w:before="100" w:beforeAutospacing="1" w:after="100" w:afterAutospacing="1" w:line="240" w:lineRule="auto"/>
+        <w:rPr>
+          <w:ins w:id="82" w:author="Microsoft account" w:date="2026-07-26T21:03:00Z"/>
+          <w:rFonts w:ascii="Times New Roman" w:eastAsia="Times New Roman" w:hAnsi="Times New Roman" w:cs="Times New Roman"/>
+          <w:sz w:val="24"/>
+          <w:szCs w:val="24"/>
+        </w:rPr>
+      </w:pPr>
+      <w:ins w:id="83" w:author="Microsoft account" w:date="2026-07-26T21:03:00Z">
+        <w:r>
+          <w:rPr>
+            <w:rFonts w:ascii="Times New Roman" w:eastAsia="Times New Roman" w:hAnsi="Times New Roman" w:cs="Times New Roman"/>
+            <w:sz w:val="24"/>
+            <w:szCs w:val="24"/>
+          </w:rPr>
+          <w:t>Greater than or equal to (</w:t>
+        </w:r>
+        <w:r>
+          <w:rPr>
+            <w:rFonts w:ascii="Courier New" w:eastAsia="Times New Roman" w:hAnsi="Courier New" w:cs="Courier New"/>
+            <w:sz w:val="20"/>
+            <w:szCs w:val="20"/>
+          </w:rPr>
+          <w:t>&gt;=</w:t>
+        </w:r>
+        <w:r>
+          <w:rPr>
+            <w:rFonts w:ascii="Times New Roman" w:eastAsia="Times New Roman" w:hAnsi="Times New Roman" w:cs="Times New Roman"/>
+            <w:sz w:val="24"/>
+            <w:szCs w:val="24"/>
+          </w:rPr>
+          <w:t>)</w:t>
+        </w:r>
+      </w:ins>
+    </w:p>
+    <w:p>
+      <w:pPr>
+        <w:numPr>
+          <w:ilvl w:val="0"/>
+          <w:numId w:val="5"/>
+        </w:numPr>
+        <w:spacing w:before="100" w:beforeAutospacing="1" w:after="100" w:afterAutospacing="1" w:line="240" w:lineRule="auto"/>
+        <w:rPr>
+          <w:ins w:id="84" w:author="Microsoft account" w:date="2026-07-26T21:03:00Z"/>
+          <w:rFonts w:ascii="Times New Roman" w:eastAsia="Times New Roman" w:hAnsi="Times New Roman" w:cs="Times New Roman"/>
+          <w:sz w:val="24"/>
+          <w:szCs w:val="24"/>
+        </w:rPr>
+      </w:pPr>
+      <w:ins w:id="85" w:author="Microsoft account" w:date="2026-07-26T21:03:00Z">
+        <w:r>
+          <w:rPr>
+            <w:rFonts w:ascii="Times New Roman" w:eastAsia="Times New Roman" w:hAnsi="Times New Roman" w:cs="Times New Roman"/>
+            <w:sz w:val="24"/>
+            <w:szCs w:val="24"/>
+          </w:rPr>
+          <w:t>Less than or equal to (</w:t>
+        </w:r>
+        <w:r>
+          <w:rPr>
+            <w:rFonts w:ascii="Courier New" w:eastAsia="Times New Roman" w:hAnsi="Courier New" w:cs="Courier New"/>
+            <w:sz w:val="20"/>
+            <w:szCs w:val="20"/>
+          </w:rPr>
+          <w:t>&lt;=</w:t>
+        </w:r>
+        <w:r>
+          <w:rPr>
+            <w:rFonts w:ascii="Times New Roman" w:eastAsia="Times New Roman" w:hAnsi="Times New Roman" w:cs="Times New Roman"/>
+            <w:sz w:val="24"/>
+            <w:szCs w:val="24"/>
+          </w:rPr>
+          <w:t>)</w:t>
+        </w:r>
+      </w:ins>
+    </w:p>
+    <w:p>
+      <w:pPr>
+        <w:spacing w:before="100" w:beforeAutospacing="1" w:after="100" w:afterAutospacing="1" w:line="240" w:lineRule="auto"/>
+        <w:outlineLvl w:val="2"/>
+        <w:rPr>
+          <w:ins w:id="86" w:author="Microsoft account" w:date="2026-07-26T21:03:00Z"/>
+          <w:rFonts w:ascii="Times New Roman" w:eastAsia="Times New Roman" w:hAnsi="Times New Roman" w:cs="Times New Roman"/>
+          <w:b/>
+          <w:bCs/>
+          <w:sz w:val="27"/>
+          <w:szCs w:val="27"/>
+        </w:rPr>
+      </w:pPr>
+      <w:ins w:id="87" w:author="Microsoft account" w:date="2026-07-26T21:03:00Z">
+        <w:r>
+          <w:rPr>
+            <w:rFonts w:ascii="Times New Roman" w:eastAsia="Times New Roman" w:hAnsi="Times New Roman" w:cs="Times New Roman"/>
+            <w:b/>
+            <w:bCs/>
+            <w:sz w:val="27"/>
+            <w:szCs w:val="27"/>
+          </w:rPr>
+          <w:t>Logical Operators</w:t>
+        </w:r>
+      </w:ins>
+    </w:p>
+    <w:p>
+      <w:pPr>
+        <w:numPr>
+          <w:ilvl w:val="0"/>
+          <w:numId w:val="6"/>
+        </w:numPr>
+        <w:spacing w:before="100" w:beforeAutospacing="1" w:after="100" w:afterAutospacing="1" w:line="240" w:lineRule="auto"/>
+        <w:rPr>
+          <w:ins w:id="88" w:author="Microsoft account" w:date="2026-07-26T21:03:00Z"/>
+          <w:rFonts w:ascii="Times New Roman" w:eastAsia="Times New Roman" w:hAnsi="Times New Roman" w:cs="Times New Roman"/>
+          <w:sz w:val="24"/>
+          <w:szCs w:val="24"/>
+        </w:rPr>
+      </w:pPr>
+      <w:ins w:id="89" w:author="Microsoft account" w:date="2026-07-26T21:03:00Z">
+        <w:r>
+          <w:rPr>
+            <w:rFonts w:ascii="Times New Roman" w:eastAsia="Times New Roman" w:hAnsi="Times New Roman" w:cs="Times New Roman"/>
+            <w:b/>
+            <w:bCs/>
+            <w:sz w:val="24"/>
+            <w:szCs w:val="24"/>
+          </w:rPr>
+          <w:t>AND</w:t>
+        </w:r>
+        <w:r>
+          <w:rPr>
+            <w:rFonts w:ascii="Times New Roman" w:eastAsia="Times New Roman" w:hAnsi="Times New Roman" w:cs="Times New Roman"/>
+            <w:sz w:val="24"/>
+            <w:szCs w:val="24"/>
+          </w:rPr>
+          <w:t xml:space="preserve"> (</w:t>
+        </w:r>
+        <w:r>
+          <w:rPr>
+            <w:rFonts w:ascii="Courier New" w:eastAsia="Times New Roman" w:hAnsi="Courier New" w:cs="Courier New"/>
+            <w:sz w:val="20"/>
+            <w:szCs w:val="20"/>
+          </w:rPr>
+          <w:t>and</w:t>
+        </w:r>
+        <w:r>
+          <w:rPr>
+            <w:rFonts w:ascii="Times New Roman" w:eastAsia="Times New Roman" w:hAnsi="Times New Roman" w:cs="Times New Roman"/>
+            <w:sz w:val="24"/>
+            <w:szCs w:val="24"/>
+          </w:rPr>
+          <w:t>)</w:t>
+        </w:r>
+      </w:ins>
+    </w:p>
+    <w:p>
+      <w:pPr>
+        <w:numPr>
+          <w:ilvl w:val="0"/>
+          <w:numId w:val="6"/>
+        </w:numPr>
+        <w:spacing w:before="100" w:beforeAutospacing="1" w:after="100" w:afterAutospacing="1" w:line="240" w:lineRule="auto"/>
+        <w:rPr>
+          <w:ins w:id="90" w:author="Microsoft account" w:date="2026-07-26T21:03:00Z"/>
+          <w:rFonts w:ascii="Times New Roman" w:eastAsia="Times New Roman" w:hAnsi="Times New Roman" w:cs="Times New Roman"/>
+          <w:sz w:val="24"/>
+          <w:szCs w:val="24"/>
+        </w:rPr>
+      </w:pPr>
+      <w:ins w:id="91" w:author="Microsoft account" w:date="2026-07-26T21:03:00Z">
+        <w:r>
+          <w:rPr>
+            <w:rFonts w:ascii="Times New Roman" w:eastAsia="Times New Roman" w:hAnsi="Times New Roman" w:cs="Times New Roman"/>
+            <w:b/>
+            <w:bCs/>
+            <w:sz w:val="24"/>
+            <w:szCs w:val="24"/>
+          </w:rPr>
+          <w:t>OR</w:t>
+        </w:r>
+        <w:r>
+          <w:rPr>
+            <w:rFonts w:ascii="Times New Roman" w:eastAsia="Times New Roman" w:hAnsi="Times New Roman" w:cs="Times New Roman"/>
+            <w:sz w:val="24"/>
+            <w:szCs w:val="24"/>
+          </w:rPr>
+          <w:t xml:space="preserve"> (</w:t>
+        </w:r>
+        <w:r>
+          <w:rPr>
+            <w:rFonts w:ascii="Courier New" w:eastAsia="Times New Roman" w:hAnsi="Courier New" w:cs="Courier New"/>
+            <w:sz w:val="20"/>
+            <w:szCs w:val="20"/>
+          </w:rPr>
+          <w:t>or</w:t>
+        </w:r>
+        <w:r>
+          <w:rPr>
+            <w:rFonts w:ascii="Times New Roman" w:eastAsia="Times New Roman" w:hAnsi="Times New Roman" w:cs="Times New Roman"/>
+            <w:sz w:val="24"/>
+            <w:szCs w:val="24"/>
+          </w:rPr>
+          <w:t>)</w:t>
+        </w:r>
+      </w:ins>
+    </w:p>
+    <w:p>
+      <w:pPr>
+        <w:numPr>
+          <w:ilvl w:val="0"/>
+          <w:numId w:val="6"/>
+        </w:numPr>
+        <w:spacing w:before="100" w:beforeAutospacing="1" w:after="100" w:afterAutospacing="1" w:line="240" w:lineRule="auto"/>
+        <w:rPr>
+          <w:ins w:id="92" w:author="Microsoft account" w:date="2026-07-26T21:03:00Z"/>
+          <w:rFonts w:ascii="Times New Roman" w:eastAsia="Times New Roman" w:hAnsi="Times New Roman" w:cs="Times New Roman"/>
+          <w:sz w:val="24"/>
+          <w:szCs w:val="24"/>
+        </w:rPr>
+      </w:pPr>
+      <w:ins w:id="93" w:author="Microsoft account" w:date="2026-07-26T21:03:00Z">
+        <w:r>
+          <w:rPr>
+            <w:rFonts w:ascii="Times New Roman" w:eastAsia="Times New Roman" w:hAnsi="Times New Roman" w:cs="Times New Roman"/>
+            <w:b/>
+            <w:bCs/>
+            <w:sz w:val="24"/>
+            <w:szCs w:val="24"/>
+          </w:rPr>
+          <w:t>NOT</w:t>
+        </w:r>
+        <w:r>
+          <w:rPr>
+            <w:rFonts w:ascii="Times New Roman" w:eastAsia="Times New Roman" w:hAnsi="Times New Roman" w:cs="Times New Roman"/>
+            <w:sz w:val="24"/>
+            <w:szCs w:val="24"/>
+          </w:rPr>
+          <w:t xml:space="preserve"> (</w:t>
+        </w:r>
+        <w:r>
+          <w:rPr>
+            <w:rFonts w:ascii="Courier New" w:eastAsia="Times New Roman" w:hAnsi="Courier New" w:cs="Courier New"/>
+            <w:sz w:val="20"/>
+            <w:szCs w:val="20"/>
+          </w:rPr>
+          <w:t>not</w:t>
+        </w:r>
+        <w:r>
+          <w:rPr>
+            <w:rFonts w:ascii="Times New Roman" w:eastAsia="Times New Roman" w:hAnsi="Times New Roman" w:cs="Times New Roman"/>
+            <w:sz w:val="24"/>
+            <w:szCs w:val="24"/>
+          </w:rPr>
+          <w:t>)</w:t>
+        </w:r>
+      </w:ins>
+    </w:p>
+    <w:p>
+      <w:pPr>
+        <w:spacing w:before="100" w:beforeAutospacing="1" w:after="100" w:afterAutospacing="1" w:line="240" w:lineRule="auto"/>
+        <w:rPr>
+          <w:ins w:id="94" w:author="Microsoft account" w:date="2026-07-26T21:03:00Z"/>
+          <w:rFonts w:ascii="Times New Roman" w:eastAsia="Times New Roman" w:hAnsi="Times New Roman" w:cs="Times New Roman"/>
+          <w:sz w:val="24"/>
+          <w:szCs w:val="24"/>
+        </w:rPr>
+      </w:pPr>
+      <w:ins w:id="95" w:author="Microsoft account" w:date="2026-07-26T21:03:00Z">
+        <w:r>
+          <w:rPr>
+            <w:rFonts w:ascii="Times New Roman" w:eastAsia="Times New Roman" w:hAnsi="Times New Roman" w:cs="Times New Roman"/>
+            <w:b/>
+            <w:bCs/>
+            <w:sz w:val="24"/>
+            <w:szCs w:val="24"/>
+          </w:rPr>
+          <w:t>Example:</w:t>
+        </w:r>
+      </w:ins>
+    </w:p>
+    <w:p>
+      <w:pPr>
+        <w:tabs>
+          <w:tab w:val="left" w:pos="916"/>
+          <w:tab w:val="left" w:pos="1832"/>
+          <w:tab w:val="left" w:pos="2748"/>
+          <w:tab w:val="left" w:pos="3664"/>
+          <w:tab w:val="left" w:pos="4580"/>
+          <w:tab w:val="left" w:pos="5496"/>
+          <w:tab w:val="left" w:pos="6412"/>
+          <w:tab w:val="left" w:pos="7328"/>
+          <w:tab w:val="left" w:pos="8244"/>
+          <w:tab w:val="left" w:pos="9160"/>
+          <w:tab w:val="left" w:pos="10076"/>
+          <w:tab w:val="left" w:pos="10992"/>
+          <w:tab w:val="left" w:pos="11908"/>
+          <w:tab w:val="left" w:pos="12824"/>
+          <w:tab w:val="left" w:pos="13740"/>
+          <w:tab w:val="left" w:pos="14656"/>
+        </w:tabs>
+        <w:spacing w:after="0" w:line="240" w:lineRule="auto"/>
+        <w:rPr>
+          <w:ins w:id="96" w:author="Microsoft account" w:date="2026-07-26T21:03:00Z"/>
+          <w:rFonts w:ascii="Courier New" w:eastAsia="Times New Roman" w:hAnsi="Courier New" w:cs="Courier New"/>
+          <w:sz w:val="20"/>
+          <w:szCs w:val="20"/>
+        </w:rPr>
+      </w:pPr>
+      <w:ins w:id="97" w:author="Microsoft account" w:date="2026-07-26T21:03:00Z">
+        <w:r>
+          <w:rPr>
+            <w:rFonts w:ascii="Courier New" w:eastAsia="Times New Roman" w:hAnsi="Courier New" w:cs="Courier New"/>
+            <w:sz w:val="20"/>
+            <w:szCs w:val="20"/>
+          </w:rPr>
+          <w:t># AND</w:t>
+        </w:r>
+      </w:ins>
+    </w:p>
+    <w:p>
+      <w:pPr>
+        <w:tabs>
+          <w:tab w:val="left" w:pos="916"/>
+          <w:tab w:val="left" w:pos="1832"/>
+          <w:tab w:val="left" w:pos="2748"/>
+          <w:tab w:val="left" w:pos="3664"/>
+          <w:tab w:val="left" w:pos="4580"/>
+          <w:tab w:val="left" w:pos="5496"/>
+          <w:tab w:val="left" w:pos="6412"/>
+          <w:tab w:val="left" w:pos="7328"/>
+          <w:tab w:val="left" w:pos="8244"/>
+          <w:tab w:val="left" w:pos="9160"/>
+          <w:tab w:val="left" w:pos="10076"/>
+          <w:tab w:val="left" w:pos="10992"/>
+          <w:tab w:val="left" w:pos="11908"/>
+          <w:tab w:val="left" w:pos="12824"/>
+          <w:tab w:val="left" w:pos="13740"/>
+          <w:tab w:val="left" w:pos="14656"/>
+        </w:tabs>
+        <w:spacing w:after="0" w:line="240" w:lineRule="auto"/>
+        <w:rPr>
+          <w:ins w:id="98" w:author="Microsoft account" w:date="2026-07-26T21:03:00Z"/>
+          <w:rFonts w:ascii="Courier New" w:eastAsia="Times New Roman" w:hAnsi="Courier New" w:cs="Courier New"/>
+          <w:sz w:val="20"/>
+          <w:szCs w:val="20"/>
+        </w:rPr>
+      </w:pPr>
+      <w:proofErr w:type="gramStart"/>
+      <w:ins w:id="99" w:author="Microsoft account" w:date="2026-07-26T21:03:00Z">
+        <w:r>
+          <w:rPr>
+            <w:rFonts w:ascii="Courier New" w:eastAsia="Times New Roman" w:hAnsi="Courier New" w:cs="Courier New"/>
+            <w:sz w:val="20"/>
+            <w:szCs w:val="20"/>
+          </w:rPr>
+          <w:t>age</w:t>
+        </w:r>
+        <w:proofErr w:type="gramEnd"/>
+        <w:r>
+          <w:rPr>
+            <w:rFonts w:ascii="Courier New" w:eastAsia="Times New Roman" w:hAnsi="Courier New" w:cs="Courier New"/>
+            <w:sz w:val="20"/>
+            <w:szCs w:val="20"/>
+          </w:rPr>
+          <w:t xml:space="preserve"> = 21</w:t>
+        </w:r>
+      </w:ins>
+    </w:p>
+    <w:p>
+      <w:pPr>
+        <w:tabs>
+          <w:tab w:val="left" w:pos="916"/>
+          <w:tab w:val="left" w:pos="1832"/>
+          <w:tab w:val="left" w:pos="2748"/>
+          <w:tab w:val="left" w:pos="3664"/>
+          <w:tab w:val="left" w:pos="4580"/>
+          <w:tab w:val="left" w:pos="5496"/>
+          <w:tab w:val="left" w:pos="6412"/>
+          <w:tab w:val="left" w:pos="7328"/>
+          <w:tab w:val="left" w:pos="8244"/>
+          <w:tab w:val="left" w:pos="9160"/>
+          <w:tab w:val="left" w:pos="10076"/>
+          <w:tab w:val="left" w:pos="10992"/>
+          <w:tab w:val="left" w:pos="11908"/>
+          <w:tab w:val="left" w:pos="12824"/>
+          <w:tab w:val="left" w:pos="13740"/>
+          <w:tab w:val="left" w:pos="14656"/>
+        </w:tabs>
+        <w:spacing w:after="0" w:line="240" w:lineRule="auto"/>
+        <w:rPr>
+          <w:ins w:id="100" w:author="Microsoft account" w:date="2026-07-26T21:03:00Z"/>
+          <w:rFonts w:ascii="Courier New" w:eastAsia="Times New Roman" w:hAnsi="Courier New" w:cs="Courier New"/>
+          <w:sz w:val="20"/>
+          <w:szCs w:val="20"/>
+        </w:rPr>
+      </w:pPr>
+      <w:proofErr w:type="gramStart"/>
+      <w:ins w:id="101" w:author="Microsoft account" w:date="2026-07-26T21:03:00Z">
+        <w:r>
+          <w:rPr>
+            <w:rFonts w:ascii="Courier New" w:eastAsia="Times New Roman" w:hAnsi="Courier New" w:cs="Courier New"/>
+            <w:sz w:val="20"/>
+            <w:szCs w:val="20"/>
+          </w:rPr>
+          <w:t>print(</w:t>
+        </w:r>
+        <w:proofErr w:type="gramEnd"/>
+        <w:r>
+          <w:rPr>
+            <w:rFonts w:ascii="Courier New" w:eastAsia="Times New Roman" w:hAnsi="Courier New" w:cs="Courier New"/>
+            <w:sz w:val="20"/>
+            <w:szCs w:val="20"/>
+          </w:rPr>
+          <w:t>age &gt;= 16 and age &lt;= 29)</w:t>
+        </w:r>
+      </w:ins>
+    </w:p>
+    <w:p>
+      <w:pPr>
+        <w:tabs>
+          <w:tab w:val="left" w:pos="916"/>
+          <w:tab w:val="left" w:pos="1832"/>
+          <w:tab w:val="left" w:pos="2748"/>
+          <w:tab w:val="left" w:pos="3664"/>
+          <w:tab w:val="left" w:pos="4580"/>
+          <w:tab w:val="left" w:pos="5496"/>
+          <w:tab w:val="left" w:pos="6412"/>
+          <w:tab w:val="left" w:pos="7328"/>
+          <w:tab w:val="left" w:pos="8244"/>
+          <w:tab w:val="left" w:pos="9160"/>
+          <w:tab w:val="left" w:pos="10076"/>
+          <w:tab w:val="left" w:pos="10992"/>
+          <w:tab w:val="left" w:pos="11908"/>
+          <w:tab w:val="left" w:pos="12824"/>
+          <w:tab w:val="left" w:pos="13740"/>
+          <w:tab w:val="left" w:pos="14656"/>
+        </w:tabs>
+        <w:spacing w:after="0" w:line="240" w:lineRule="auto"/>
+        <w:rPr>
+          <w:ins w:id="102" w:author="Microsoft account" w:date="2026-07-26T21:03:00Z"/>
+          <w:rFonts w:ascii="Courier New" w:eastAsia="Times New Roman" w:hAnsi="Courier New" w:cs="Courier New"/>
+          <w:sz w:val="20"/>
+          <w:szCs w:val="20"/>
+        </w:rPr>
+      </w:pPr>
+    </w:p>
+    <w:p>
+      <w:pPr>
+        <w:tabs>
+          <w:tab w:val="left" w:pos="916"/>
+          <w:tab w:val="left" w:pos="1832"/>
+          <w:tab w:val="left" w:pos="2748"/>
+          <w:tab w:val="left" w:pos="3664"/>
+          <w:tab w:val="left" w:pos="4580"/>
+          <w:tab w:val="left" w:pos="5496"/>
+          <w:tab w:val="left" w:pos="6412"/>
+          <w:tab w:val="left" w:pos="7328"/>
+          <w:tab w:val="left" w:pos="8244"/>
+          <w:tab w:val="left" w:pos="9160"/>
+          <w:tab w:val="left" w:pos="10076"/>
+          <w:tab w:val="left" w:pos="10992"/>
+          <w:tab w:val="left" w:pos="11908"/>
+          <w:tab w:val="left" w:pos="12824"/>
+          <w:tab w:val="left" w:pos="13740"/>
+          <w:tab w:val="left" w:pos="14656"/>
+        </w:tabs>
+        <w:spacing w:after="0" w:line="240" w:lineRule="auto"/>
+        <w:rPr>
+          <w:ins w:id="103" w:author="Microsoft account" w:date="2026-07-26T21:03:00Z"/>
+          <w:rFonts w:ascii="Courier New" w:eastAsia="Times New Roman" w:hAnsi="Courier New" w:cs="Courier New"/>
+          <w:sz w:val="20"/>
+          <w:szCs w:val="20"/>
+        </w:rPr>
+      </w:pPr>
+      <w:ins w:id="104" w:author="Microsoft account" w:date="2026-07-26T21:03:00Z">
+        <w:r>
+          <w:rPr>
+            <w:rFonts w:ascii="Courier New" w:eastAsia="Times New Roman" w:hAnsi="Courier New" w:cs="Courier New"/>
+            <w:sz w:val="20"/>
+            <w:szCs w:val="20"/>
+          </w:rPr>
+          <w:t># OR</w:t>
+        </w:r>
+      </w:ins>
+    </w:p>
+    <w:p>
+      <w:pPr>
+        <w:tabs>
+          <w:tab w:val="left" w:pos="916"/>
+          <w:tab w:val="left" w:pos="1832"/>
+          <w:tab w:val="left" w:pos="2748"/>
+          <w:tab w:val="left" w:pos="3664"/>
+          <w:tab w:val="left" w:pos="4580"/>
+          <w:tab w:val="left" w:pos="5496"/>
+          <w:tab w:val="left" w:pos="6412"/>
+          <w:tab w:val="left" w:pos="7328"/>
+          <w:tab w:val="left" w:pos="8244"/>
+          <w:tab w:val="left" w:pos="9160"/>
+          <w:tab w:val="left" w:pos="10076"/>
+          <w:tab w:val="left" w:pos="10992"/>
+          <w:tab w:val="left" w:pos="11908"/>
+          <w:tab w:val="left" w:pos="12824"/>
+          <w:tab w:val="left" w:pos="13740"/>
+          <w:tab w:val="left" w:pos="14656"/>
+        </w:tabs>
+        <w:spacing w:after="0" w:line="240" w:lineRule="auto"/>
+        <w:rPr>
+          <w:ins w:id="105" w:author="Microsoft account" w:date="2026-07-26T21:03:00Z"/>
+          <w:rFonts w:ascii="Courier New" w:eastAsia="Times New Roman" w:hAnsi="Courier New" w:cs="Courier New"/>
+          <w:sz w:val="20"/>
+          <w:szCs w:val="20"/>
+        </w:rPr>
+      </w:pPr>
+      <w:proofErr w:type="gramStart"/>
+      <w:ins w:id="106" w:author="Microsoft account" w:date="2026-07-26T21:03:00Z">
+        <w:r>
+          <w:rPr>
+            <w:rFonts w:ascii="Courier New" w:eastAsia="Times New Roman" w:hAnsi="Courier New" w:cs="Courier New"/>
+            <w:sz w:val="20"/>
+            <w:szCs w:val="20"/>
+          </w:rPr>
+          <w:t>age</w:t>
+        </w:r>
+        <w:proofErr w:type="gramEnd"/>
+        <w:r>
+          <w:rPr>
+            <w:rFonts w:ascii="Courier New" w:eastAsia="Times New Roman" w:hAnsi="Courier New" w:cs="Courier New"/>
+            <w:sz w:val="20"/>
+            <w:szCs w:val="20"/>
+          </w:rPr>
+          <w:t xml:space="preserve"> = 33</w:t>
+        </w:r>
+      </w:ins>
+    </w:p>
+    <w:p>
+      <w:pPr>
+        <w:tabs>
+          <w:tab w:val="left" w:pos="916"/>
+          <w:tab w:val="left" w:pos="1832"/>
+          <w:tab w:val="left" w:pos="2748"/>
+          <w:tab w:val="left" w:pos="3664"/>
+          <w:tab w:val="left" w:pos="4580"/>
+          <w:tab w:val="left" w:pos="5496"/>
+          <w:tab w:val="left" w:pos="6412"/>
+          <w:tab w:val="left" w:pos="7328"/>
+          <w:tab w:val="left" w:pos="8244"/>
+          <w:tab w:val="left" w:pos="9160"/>
+          <w:tab w:val="left" w:pos="10076"/>
+          <w:tab w:val="left" w:pos="10992"/>
+          <w:tab w:val="left" w:pos="11908"/>
+          <w:tab w:val="left" w:pos="12824"/>
+          <w:tab w:val="left" w:pos="13740"/>
+          <w:tab w:val="left" w:pos="14656"/>
+        </w:tabs>
+        <w:spacing w:after="0" w:line="240" w:lineRule="auto"/>
+        <w:rPr>
+          <w:ins w:id="107" w:author="Microsoft account" w:date="2026-07-26T21:03:00Z"/>
+          <w:rFonts w:ascii="Courier New" w:eastAsia="Times New Roman" w:hAnsi="Courier New" w:cs="Courier New"/>
+          <w:sz w:val="20"/>
+          <w:szCs w:val="20"/>
+        </w:rPr>
+      </w:pPr>
+      <w:proofErr w:type="gramStart"/>
+      <w:ins w:id="108" w:author="Microsoft account" w:date="2026-07-26T21:03:00Z">
+        <w:r>
+          <w:rPr>
+            <w:rFonts w:ascii="Courier New" w:eastAsia="Times New Roman" w:hAnsi="Courier New" w:cs="Courier New"/>
+            <w:sz w:val="20"/>
+            <w:szCs w:val="20"/>
+          </w:rPr>
+          <w:t>print(</w:t>
+        </w:r>
+        <w:proofErr w:type="gramEnd"/>
+        <w:r>
+          <w:rPr>
+            <w:rFonts w:ascii="Courier New" w:eastAsia="Times New Roman" w:hAnsi="Courier New" w:cs="Courier New"/>
+            <w:sz w:val="20"/>
+            <w:szCs w:val="20"/>
+          </w:rPr>
+          <w:t>age &gt;= 36 or age &lt;= 3)</w:t>
+        </w:r>
+      </w:ins>
+    </w:p>
+    <w:p>
+      <w:pPr>
+        <w:tabs>
+          <w:tab w:val="left" w:pos="916"/>
+          <w:tab w:val="left" w:pos="1832"/>
+          <w:tab w:val="left" w:pos="2748"/>
+          <w:tab w:val="left" w:pos="3664"/>
+          <w:tab w:val="left" w:pos="4580"/>
+          <w:tab w:val="left" w:pos="5496"/>
+          <w:tab w:val="left" w:pos="6412"/>
+          <w:tab w:val="left" w:pos="7328"/>
+          <w:tab w:val="left" w:pos="8244"/>
+          <w:tab w:val="left" w:pos="9160"/>
+          <w:tab w:val="left" w:pos="10076"/>
+          <w:tab w:val="left" w:pos="10992"/>
+          <w:tab w:val="left" w:pos="11908"/>
+          <w:tab w:val="left" w:pos="12824"/>
+          <w:tab w:val="left" w:pos="13740"/>
+          <w:tab w:val="left" w:pos="14656"/>
+        </w:tabs>
+        <w:spacing w:after="0" w:line="240" w:lineRule="auto"/>
+        <w:rPr>
+          <w:ins w:id="109" w:author="Microsoft account" w:date="2026-07-26T21:03:00Z"/>
+          <w:rFonts w:ascii="Courier New" w:eastAsia="Times New Roman" w:hAnsi="Courier New" w:cs="Courier New"/>
+          <w:sz w:val="20"/>
+          <w:szCs w:val="20"/>
+        </w:rPr>
+      </w:pPr>
+    </w:p>
+    <w:p>
+      <w:pPr>
+        <w:tabs>
+          <w:tab w:val="left" w:pos="916"/>
+          <w:tab w:val="left" w:pos="1832"/>
+          <w:tab w:val="left" w:pos="2748"/>
+          <w:tab w:val="left" w:pos="3664"/>
+          <w:tab w:val="left" w:pos="4580"/>
+          <w:tab w:val="left" w:pos="5496"/>
+          <w:tab w:val="left" w:pos="6412"/>
+          <w:tab w:val="left" w:pos="7328"/>
+          <w:tab w:val="left" w:pos="8244"/>
+          <w:tab w:val="left" w:pos="9160"/>
+          <w:tab w:val="left" w:pos="10076"/>
+          <w:tab w:val="left" w:pos="10992"/>
+          <w:tab w:val="left" w:pos="11908"/>
+          <w:tab w:val="left" w:pos="12824"/>
+          <w:tab w:val="left" w:pos="13740"/>
+          <w:tab w:val="left" w:pos="14656"/>
+        </w:tabs>
+        <w:spacing w:after="0" w:line="240" w:lineRule="auto"/>
+        <w:rPr>
+          <w:ins w:id="110" w:author="Microsoft account" w:date="2026-07-26T21:03:00Z"/>
+          <w:rFonts w:ascii="Courier New" w:eastAsia="Times New Roman" w:hAnsi="Courier New" w:cs="Courier New"/>
+          <w:sz w:val="20"/>
+          <w:szCs w:val="20"/>
+        </w:rPr>
+      </w:pPr>
+      <w:ins w:id="111" w:author="Microsoft account" w:date="2026-07-26T21:03:00Z">
+        <w:r>
+          <w:rPr>
+            <w:rFonts w:ascii="Courier New" w:eastAsia="Times New Roman" w:hAnsi="Courier New" w:cs="Courier New"/>
+            <w:sz w:val="20"/>
+            <w:szCs w:val="20"/>
+          </w:rPr>
+          <w:t># NOT</w:t>
+        </w:r>
+      </w:ins>
+    </w:p>
+    <w:p>
+      <w:pPr>
+        <w:tabs>
+          <w:tab w:val="left" w:pos="916"/>
+          <w:tab w:val="left" w:pos="1832"/>
+          <w:tab w:val="left" w:pos="2748"/>
+          <w:tab w:val="left" w:pos="3664"/>
+          <w:tab w:val="left" w:pos="4580"/>
+          <w:tab w:val="left" w:pos="5496"/>
+          <w:tab w:val="left" w:pos="6412"/>
+          <w:tab w:val="left" w:pos="7328"/>
+          <w:tab w:val="left" w:pos="8244"/>
+          <w:tab w:val="left" w:pos="9160"/>
+          <w:tab w:val="left" w:pos="10076"/>
+          <w:tab w:val="left" w:pos="10992"/>
+          <w:tab w:val="left" w:pos="11908"/>
+          <w:tab w:val="left" w:pos="12824"/>
+          <w:tab w:val="left" w:pos="13740"/>
+          <w:tab w:val="left" w:pos="14656"/>
+        </w:tabs>
+        <w:spacing w:after="0" w:line="240" w:lineRule="auto"/>
+        <w:rPr>
+          <w:ins w:id="112" w:author="Microsoft account" w:date="2026-07-26T21:03:00Z"/>
+          <w:rFonts w:ascii="Courier New" w:eastAsia="Times New Roman" w:hAnsi="Courier New" w:cs="Courier New"/>
+          <w:sz w:val="20"/>
+          <w:szCs w:val="20"/>
+        </w:rPr>
+      </w:pPr>
+      <w:proofErr w:type="gramStart"/>
+      <w:ins w:id="113" w:author="Microsoft account" w:date="2026-07-26T21:03:00Z">
+        <w:r>
+          <w:rPr>
+            <w:rFonts w:ascii="Courier New" w:eastAsia="Times New Roman" w:hAnsi="Courier New" w:cs="Courier New"/>
+            <w:sz w:val="20"/>
+            <w:szCs w:val="20"/>
+          </w:rPr>
+          <w:t>age</w:t>
+        </w:r>
+        <w:proofErr w:type="gramEnd"/>
+        <w:r>
+          <w:rPr>
+            <w:rFonts w:ascii="Courier New" w:eastAsia="Times New Roman" w:hAnsi="Courier New" w:cs="Courier New"/>
+            <w:sz w:val="20"/>
+            <w:szCs w:val="20"/>
+          </w:rPr>
+          <w:t xml:space="preserve"> = 22</w:t>
+        </w:r>
+      </w:ins>
+    </w:p>
+    <w:p>
+      <w:pPr>
+        <w:tabs>
+          <w:tab w:val="left" w:pos="916"/>
+          <w:tab w:val="left" w:pos="1832"/>
+          <w:tab w:val="left" w:pos="2748"/>
+          <w:tab w:val="left" w:pos="3664"/>
+          <w:tab w:val="left" w:pos="4580"/>
+          <w:tab w:val="left" w:pos="5496"/>
+          <w:tab w:val="left" w:pos="6412"/>
+          <w:tab w:val="left" w:pos="7328"/>
+          <w:tab w:val="left" w:pos="8244"/>
+          <w:tab w:val="left" w:pos="9160"/>
+          <w:tab w:val="left" w:pos="10076"/>
+          <w:tab w:val="left" w:pos="10992"/>
+          <w:tab w:val="left" w:pos="11908"/>
+          <w:tab w:val="left" w:pos="12824"/>
+          <w:tab w:val="left" w:pos="13740"/>
+          <w:tab w:val="left" w:pos="14656"/>
+        </w:tabs>
+        <w:spacing w:after="0" w:line="240" w:lineRule="auto"/>
+        <w:rPr>
+          <w:ins w:id="114" w:author="Microsoft account" w:date="2026-07-26T21:03:00Z"/>
+          <w:rFonts w:ascii="Courier New" w:eastAsia="Times New Roman" w:hAnsi="Courier New" w:cs="Courier New"/>
+          <w:sz w:val="20"/>
+          <w:szCs w:val="20"/>
+        </w:rPr>
+      </w:pPr>
+      <w:proofErr w:type="gramStart"/>
+      <w:ins w:id="115" w:author="Microsoft account" w:date="2026-07-26T21:03:00Z">
+        <w:r>
+          <w:rPr>
+            <w:rFonts w:ascii="Courier New" w:eastAsia="Times New Roman" w:hAnsi="Courier New" w:cs="Courier New"/>
+            <w:sz w:val="20"/>
+            <w:szCs w:val="20"/>
+          </w:rPr>
+          <w:t>print(</w:t>
+        </w:r>
+        <w:proofErr w:type="gramEnd"/>
+        <w:r>
+          <w:rPr>
+            <w:rFonts w:ascii="Courier New" w:eastAsia="Times New Roman" w:hAnsi="Courier New" w:cs="Courier New"/>
+            <w:sz w:val="20"/>
+            <w:szCs w:val="20"/>
+          </w:rPr>
+          <w:t>not(age &gt; 32))</w:t>
+        </w:r>
+      </w:ins>
+    </w:p>
+    <w:p>
+      <w:pPr>
+        <w:spacing w:before="100" w:beforeAutospacing="1" w:after="100" w:afterAutospacing="1" w:line="240" w:lineRule="auto"/>
+        <w:outlineLvl w:val="2"/>
+        <w:rPr>
+          <w:ins w:id="116" w:author="Microsoft account" w:date="2026-07-26T21:03:00Z"/>
+          <w:rFonts w:ascii="Times New Roman" w:eastAsia="Times New Roman" w:hAnsi="Times New Roman" w:cs="Times New Roman"/>
+          <w:b/>
+          <w:bCs/>
+          <w:sz w:val="27"/>
+          <w:szCs w:val="27"/>
+        </w:rPr>
+      </w:pPr>
+      <w:ins w:id="117" w:author="Microsoft account" w:date="2026-07-26T21:03:00Z">
+        <w:r>
+          <w:rPr>
+            <w:rFonts w:ascii="Times New Roman" w:eastAsia="Times New Roman" w:hAnsi="Times New Roman" w:cs="Times New Roman"/>
+            <w:b/>
+            <w:bCs/>
+            <w:sz w:val="27"/>
+            <w:szCs w:val="27"/>
+          </w:rPr>
+          <w:t>Status:</w:t>
+        </w:r>
+      </w:ins>
+    </w:p>
+    <w:p>
+      <w:pPr>
+        <w:spacing w:before="100" w:beforeAutospacing="1" w:after="100" w:afterAutospacing="1" w:line="240" w:lineRule="auto"/>
+        <w:rPr>
+          <w:ins w:id="118" w:author="Microsoft account" w:date="2026-07-26T21:03:00Z"/>
+          <w:rFonts w:ascii="Times New Roman" w:eastAsia="Times New Roman" w:hAnsi="Times New Roman" w:cs="Times New Roman"/>
+          <w:sz w:val="24"/>
+          <w:szCs w:val="24"/>
+        </w:rPr>
+      </w:pPr>
+      <w:ins w:id="119" w:author="Microsoft account" w:date="2026-07-26T21:03:00Z">
+        <w:r>
+          <w:rPr>
+            <w:rFonts w:ascii="Times New Roman" w:eastAsia="Times New Roman" w:hAnsi="Times New Roman" w:cs="Times New Roman"/>
+            <w:b/>
+            <w:bCs/>
+            <w:sz w:val="24"/>
+            <w:szCs w:val="24"/>
+          </w:rPr>
+          <w:t xml:space="preserve">Task 1 – Completed </w:t>
+        </w:r>
+        <w:r>
+          <w:rPr>
+            <w:rFonts w:ascii="Segoe UI Symbol" w:eastAsia="Times New Roman" w:hAnsi="Segoe UI Symbol" w:cs="Segoe UI Symbol"/>
+            <w:b/>
+            <w:bCs/>
+            <w:sz w:val="24"/>
+            <w:szCs w:val="24"/>
+          </w:rPr>
+          <w:t>✅</w:t>
+        </w:r>
+        <w:r>
+          <w:rPr>
+            <w:rFonts w:ascii="Times New Roman" w:eastAsia="Times New Roman" w:hAnsi="Times New Roman" w:cs="Times New Roman"/>
+            <w:sz w:val="24"/>
+            <w:szCs w:val="24"/>
+          </w:rPr>
+          <w:br/>
+        </w:r>
+        <w:r>
+          <w:rPr>
+            <w:rFonts w:ascii="Times New Roman" w:eastAsia="Times New Roman" w:hAnsi="Times New Roman" w:cs="Times New Roman"/>
+            <w:b/>
+            <w:bCs/>
+            <w:sz w:val="24"/>
+            <w:szCs w:val="24"/>
+          </w:rPr>
+          <w:t xml:space="preserve">Task 2 – Completed </w:t>
+        </w:r>
+        <w:r>
+          <w:rPr>
+            <w:rFonts w:ascii="Segoe UI Symbol" w:eastAsia="Times New Roman" w:hAnsi="Segoe UI Symbol" w:cs="Segoe UI Symbol"/>
+            <w:b/>
+            <w:bCs/>
+            <w:sz w:val="24"/>
+            <w:szCs w:val="24"/>
+          </w:rPr>
+          <w:t>✅</w:t>
+        </w:r>
+        <w:r>
+          <w:rPr>
+            <w:rFonts w:ascii="Times New Roman" w:eastAsia="Times New Roman" w:hAnsi="Times New Roman" w:cs="Times New Roman"/>
+            <w:sz w:val="24"/>
+            <w:szCs w:val="24"/>
+          </w:rPr>
+          <w:br/>
+        </w:r>
+        <w:r>
+          <w:rPr>
+            <w:rFonts w:ascii="Times New Roman" w:eastAsia="Times New Roman" w:hAnsi="Times New Roman" w:cs="Times New Roman"/>
+            <w:b/>
+            <w:bCs/>
+            <w:sz w:val="24"/>
+            <w:szCs w:val="24"/>
+          </w:rPr>
+          <w:t xml:space="preserve">Task 3 – Completed </w:t>
+        </w:r>
+        <w:r>
+          <w:rPr>
+            <w:rFonts w:ascii="Segoe UI Symbol" w:eastAsia="Times New Roman" w:hAnsi="Segoe UI Symbol" w:cs="Segoe UI Symbol"/>
+            <w:b/>
+            <w:bCs/>
+            <w:sz w:val="24"/>
+            <w:szCs w:val="24"/>
+          </w:rPr>
+          <w:t>✅</w:t>
+        </w:r>
+      </w:ins>
+    </w:p>
+    <w:p>
+      <w:pPr>
+        <w:rPr>
+          <w:rPrChange w:id="120" w:author="Microsoft account" w:date="2026-07-26T13:25:00Z">
             <w:rPr>
               <w:rFonts w:ascii="Times New Roman" w:hAnsi="Times New Roman"/>
               <w:sz w:val="40"/>
             </w:rPr>
           </w:rPrChange>
         </w:rPr>
-        <w:pPrChange w:id="16" w:author="Microsoft account" w:date="2026-07-26T13:25:00Z">
-          <w:pPr/>
-        </w:pPrChange>
-      </w:pPr>
+      </w:pPr>
+      <w:bookmarkStart w:id="121" w:name="_GoBack"/>
+      <w:bookmarkEnd w:id="121"/>
     </w:p>
     <w:sectPr>
       <w:pgSz w:w="12240" w:h="15840"/>
@@ -132,6 +2163,923 @@
     </w:sectPr>
   </w:body>
 </w:document>
+</file>
+
+<file path=word/numbering.xml><?xml version="1.0" encoding="utf-8"?>
+<w:numbering xmlns:wpc="http://schemas.microsoft.com/office/word/2010/wordprocessingCanvas" xmlns:mc="http://schemas.openxmlformats.org/markup-compatibility/2006" xmlns:o="urn:schemas-microsoft-com:office:office" xmlns:r="http://schemas.openxmlformats.org/officeDocument/2006/relationships" xmlns:m="http://schemas.openxmlformats.org/officeDocument/2006/math" xmlns:v="urn:schemas-microsoft-com:vml" xmlns:wp14="http://schemas.microsoft.com/office/word/2010/wordprocessingDrawing" xmlns:wp="http://schemas.openxmlformats.org/drawingml/2006/wordprocessingDrawing" xmlns:w10="urn:schemas-microsoft-com:office:word" xmlns:w="http://schemas.openxmlformats.org/wordprocessingml/2006/main" xmlns:w14="http://schemas.microsoft.com/office/word/2010/wordml" xmlns:w15="http://schemas.microsoft.com/office/word/2012/wordml" xmlns:wpg="http://schemas.microsoft.com/office/word/2010/wordprocessingGroup" xmlns:wpi="http://schemas.microsoft.com/office/word/2010/wordprocessingInk" xmlns:wne="http://schemas.microsoft.com/office/word/2006/wordml" xmlns:wps="http://schemas.microsoft.com/office/word/2010/wordprocessingShape" mc:Ignorable="w14 w15 wp14">
+  <w:abstractNum w:abstractNumId="0">
+    <w:nsid w:val="2206007B"/>
+    <w:multiLevelType w:val="multilevel"/>
+    <w:tmpl w:val="2F70563E"/>
+    <w:lvl w:ilvl="0">
+      <w:start w:val="1"/>
+      <w:numFmt w:val="bullet"/>
+      <w:lvlText w:val=""/>
+      <w:lvlJc w:val="left"/>
+      <w:pPr>
+        <w:tabs>
+          <w:tab w:val="num" w:pos="720"/>
+        </w:tabs>
+        <w:ind w:left="720" w:hanging="360"/>
+      </w:pPr>
+      <w:rPr>
+        <w:rFonts w:ascii="Symbol" w:hAnsi="Symbol" w:hint="default"/>
+        <w:sz w:val="20"/>
+      </w:rPr>
+    </w:lvl>
+    <w:lvl w:ilvl="1" w:tentative="1">
+      <w:start w:val="1"/>
+      <w:numFmt w:val="bullet"/>
+      <w:lvlText w:val="o"/>
+      <w:lvlJc w:val="left"/>
+      <w:pPr>
+        <w:tabs>
+          <w:tab w:val="num" w:pos="1440"/>
+        </w:tabs>
+        <w:ind w:left="1440" w:hanging="360"/>
+      </w:pPr>
+      <w:rPr>
+        <w:rFonts w:ascii="Courier New" w:hAnsi="Courier New" w:hint="default"/>
+        <w:sz w:val="20"/>
+      </w:rPr>
+    </w:lvl>
+    <w:lvl w:ilvl="2" w:tentative="1">
+      <w:start w:val="1"/>
+      <w:numFmt w:val="bullet"/>
+      <w:lvlText w:val=""/>
+      <w:lvlJc w:val="left"/>
+      <w:pPr>
+        <w:tabs>
+          <w:tab w:val="num" w:pos="2160"/>
+        </w:tabs>
+        <w:ind w:left="2160" w:hanging="360"/>
+      </w:pPr>
+      <w:rPr>
+        <w:rFonts w:ascii="Wingdings" w:hAnsi="Wingdings" w:hint="default"/>
+        <w:sz w:val="20"/>
+      </w:rPr>
+    </w:lvl>
+    <w:lvl w:ilvl="3" w:tentative="1">
+      <w:start w:val="1"/>
+      <w:numFmt w:val="bullet"/>
+      <w:lvlText w:val=""/>
+      <w:lvlJc w:val="left"/>
+      <w:pPr>
+        <w:tabs>
+          <w:tab w:val="num" w:pos="2880"/>
+        </w:tabs>
+        <w:ind w:left="2880" w:hanging="360"/>
+      </w:pPr>
+      <w:rPr>
+        <w:rFonts w:ascii="Wingdings" w:hAnsi="Wingdings" w:hint="default"/>
+        <w:sz w:val="20"/>
+      </w:rPr>
+    </w:lvl>
+    <w:lvl w:ilvl="4" w:tentative="1">
+      <w:start w:val="1"/>
+      <w:numFmt w:val="bullet"/>
+      <w:lvlText w:val=""/>
+      <w:lvlJc w:val="left"/>
+      <w:pPr>
+        <w:tabs>
+          <w:tab w:val="num" w:pos="3600"/>
+        </w:tabs>
+        <w:ind w:left="3600" w:hanging="360"/>
+      </w:pPr>
+      <w:rPr>
+        <w:rFonts w:ascii="Wingdings" w:hAnsi="Wingdings" w:hint="default"/>
+        <w:sz w:val="20"/>
+      </w:rPr>
+    </w:lvl>
+    <w:lvl w:ilvl="5" w:tentative="1">
+      <w:start w:val="1"/>
+      <w:numFmt w:val="bullet"/>
+      <w:lvlText w:val=""/>
+      <w:lvlJc w:val="left"/>
+      <w:pPr>
+        <w:tabs>
+          <w:tab w:val="num" w:pos="4320"/>
+        </w:tabs>
+        <w:ind w:left="4320" w:hanging="360"/>
+      </w:pPr>
+      <w:rPr>
+        <w:rFonts w:ascii="Wingdings" w:hAnsi="Wingdings" w:hint="default"/>
+        <w:sz w:val="20"/>
+      </w:rPr>
+    </w:lvl>
+    <w:lvl w:ilvl="6" w:tentative="1">
+      <w:start w:val="1"/>
+      <w:numFmt w:val="bullet"/>
+      <w:lvlText w:val=""/>
+      <w:lvlJc w:val="left"/>
+      <w:pPr>
+        <w:tabs>
+          <w:tab w:val="num" w:pos="5040"/>
+        </w:tabs>
+        <w:ind w:left="5040" w:hanging="360"/>
+      </w:pPr>
+      <w:rPr>
+        <w:rFonts w:ascii="Wingdings" w:hAnsi="Wingdings" w:hint="default"/>
+        <w:sz w:val="20"/>
+      </w:rPr>
+    </w:lvl>
+    <w:lvl w:ilvl="7" w:tentative="1">
+      <w:start w:val="1"/>
+      <w:numFmt w:val="bullet"/>
+      <w:lvlText w:val=""/>
+      <w:lvlJc w:val="left"/>
+      <w:pPr>
+        <w:tabs>
+          <w:tab w:val="num" w:pos="5760"/>
+        </w:tabs>
+        <w:ind w:left="5760" w:hanging="360"/>
+      </w:pPr>
+      <w:rPr>
+        <w:rFonts w:ascii="Wingdings" w:hAnsi="Wingdings" w:hint="default"/>
+        <w:sz w:val="20"/>
+      </w:rPr>
+    </w:lvl>
+    <w:lvl w:ilvl="8" w:tentative="1">
+      <w:start w:val="1"/>
+      <w:numFmt w:val="bullet"/>
+      <w:lvlText w:val=""/>
+      <w:lvlJc w:val="left"/>
+      <w:pPr>
+        <w:tabs>
+          <w:tab w:val="num" w:pos="6480"/>
+        </w:tabs>
+        <w:ind w:left="6480" w:hanging="360"/>
+      </w:pPr>
+      <w:rPr>
+        <w:rFonts w:ascii="Wingdings" w:hAnsi="Wingdings" w:hint="default"/>
+        <w:sz w:val="20"/>
+      </w:rPr>
+    </w:lvl>
+  </w:abstractNum>
+  <w:abstractNum w:abstractNumId="1">
+    <w:nsid w:val="24366C2D"/>
+    <w:multiLevelType w:val="multilevel"/>
+    <w:tmpl w:val="7C0A23CA"/>
+    <w:lvl w:ilvl="0">
+      <w:start w:val="1"/>
+      <w:numFmt w:val="bullet"/>
+      <w:lvlText w:val=""/>
+      <w:lvlJc w:val="left"/>
+      <w:pPr>
+        <w:tabs>
+          <w:tab w:val="num" w:pos="720"/>
+        </w:tabs>
+        <w:ind w:left="720" w:hanging="360"/>
+      </w:pPr>
+      <w:rPr>
+        <w:rFonts w:ascii="Symbol" w:hAnsi="Symbol" w:hint="default"/>
+        <w:sz w:val="20"/>
+      </w:rPr>
+    </w:lvl>
+    <w:lvl w:ilvl="1" w:tentative="1">
+      <w:start w:val="1"/>
+      <w:numFmt w:val="bullet"/>
+      <w:lvlText w:val="o"/>
+      <w:lvlJc w:val="left"/>
+      <w:pPr>
+        <w:tabs>
+          <w:tab w:val="num" w:pos="1440"/>
+        </w:tabs>
+        <w:ind w:left="1440" w:hanging="360"/>
+      </w:pPr>
+      <w:rPr>
+        <w:rFonts w:ascii="Courier New" w:hAnsi="Courier New" w:hint="default"/>
+        <w:sz w:val="20"/>
+      </w:rPr>
+    </w:lvl>
+    <w:lvl w:ilvl="2" w:tentative="1">
+      <w:start w:val="1"/>
+      <w:numFmt w:val="bullet"/>
+      <w:lvlText w:val=""/>
+      <w:lvlJc w:val="left"/>
+      <w:pPr>
+        <w:tabs>
+          <w:tab w:val="num" w:pos="2160"/>
+        </w:tabs>
+        <w:ind w:left="2160" w:hanging="360"/>
+      </w:pPr>
+      <w:rPr>
+        <w:rFonts w:ascii="Wingdings" w:hAnsi="Wingdings" w:hint="default"/>
+        <w:sz w:val="20"/>
+      </w:rPr>
+    </w:lvl>
+    <w:lvl w:ilvl="3" w:tentative="1">
+      <w:start w:val="1"/>
+      <w:numFmt w:val="bullet"/>
+      <w:lvlText w:val=""/>
+      <w:lvlJc w:val="left"/>
+      <w:pPr>
+        <w:tabs>
+          <w:tab w:val="num" w:pos="2880"/>
+        </w:tabs>
+        <w:ind w:left="2880" w:hanging="360"/>
+      </w:pPr>
+      <w:rPr>
+        <w:rFonts w:ascii="Wingdings" w:hAnsi="Wingdings" w:hint="default"/>
+        <w:sz w:val="20"/>
+      </w:rPr>
+    </w:lvl>
+    <w:lvl w:ilvl="4" w:tentative="1">
+      <w:start w:val="1"/>
+      <w:numFmt w:val="bullet"/>
+      <w:lvlText w:val=""/>
+      <w:lvlJc w:val="left"/>
+      <w:pPr>
+        <w:tabs>
+          <w:tab w:val="num" w:pos="3600"/>
+        </w:tabs>
+        <w:ind w:left="3600" w:hanging="360"/>
+      </w:pPr>
+      <w:rPr>
+        <w:rFonts w:ascii="Wingdings" w:hAnsi="Wingdings" w:hint="default"/>
+        <w:sz w:val="20"/>
+      </w:rPr>
+    </w:lvl>
+    <w:lvl w:ilvl="5" w:tentative="1">
+      <w:start w:val="1"/>
+      <w:numFmt w:val="bullet"/>
+      <w:lvlText w:val=""/>
+      <w:lvlJc w:val="left"/>
+      <w:pPr>
+        <w:tabs>
+          <w:tab w:val="num" w:pos="4320"/>
+        </w:tabs>
+        <w:ind w:left="4320" w:hanging="360"/>
+      </w:pPr>
+      <w:rPr>
+        <w:rFonts w:ascii="Wingdings" w:hAnsi="Wingdings" w:hint="default"/>
+        <w:sz w:val="20"/>
+      </w:rPr>
+    </w:lvl>
+    <w:lvl w:ilvl="6" w:tentative="1">
+      <w:start w:val="1"/>
+      <w:numFmt w:val="bullet"/>
+      <w:lvlText w:val=""/>
+      <w:lvlJc w:val="left"/>
+      <w:pPr>
+        <w:tabs>
+          <w:tab w:val="num" w:pos="5040"/>
+        </w:tabs>
+        <w:ind w:left="5040" w:hanging="360"/>
+      </w:pPr>
+      <w:rPr>
+        <w:rFonts w:ascii="Wingdings" w:hAnsi="Wingdings" w:hint="default"/>
+        <w:sz w:val="20"/>
+      </w:rPr>
+    </w:lvl>
+    <w:lvl w:ilvl="7" w:tentative="1">
+      <w:start w:val="1"/>
+      <w:numFmt w:val="bullet"/>
+      <w:lvlText w:val=""/>
+      <w:lvlJc w:val="left"/>
+      <w:pPr>
+        <w:tabs>
+          <w:tab w:val="num" w:pos="5760"/>
+        </w:tabs>
+        <w:ind w:left="5760" w:hanging="360"/>
+      </w:pPr>
+      <w:rPr>
+        <w:rFonts w:ascii="Wingdings" w:hAnsi="Wingdings" w:hint="default"/>
+        <w:sz w:val="20"/>
+      </w:rPr>
+    </w:lvl>
+    <w:lvl w:ilvl="8" w:tentative="1">
+      <w:start w:val="1"/>
+      <w:numFmt w:val="bullet"/>
+      <w:lvlText w:val=""/>
+      <w:lvlJc w:val="left"/>
+      <w:pPr>
+        <w:tabs>
+          <w:tab w:val="num" w:pos="6480"/>
+        </w:tabs>
+        <w:ind w:left="6480" w:hanging="360"/>
+      </w:pPr>
+      <w:rPr>
+        <w:rFonts w:ascii="Wingdings" w:hAnsi="Wingdings" w:hint="default"/>
+        <w:sz w:val="20"/>
+      </w:rPr>
+    </w:lvl>
+  </w:abstractNum>
+  <w:abstractNum w:abstractNumId="2">
+    <w:nsid w:val="3C0B3678"/>
+    <w:multiLevelType w:val="multilevel"/>
+    <w:tmpl w:val="8E4202B0"/>
+    <w:lvl w:ilvl="0">
+      <w:start w:val="1"/>
+      <w:numFmt w:val="bullet"/>
+      <w:lvlText w:val=""/>
+      <w:lvlJc w:val="left"/>
+      <w:pPr>
+        <w:tabs>
+          <w:tab w:val="num" w:pos="720"/>
+        </w:tabs>
+        <w:ind w:left="720" w:hanging="360"/>
+      </w:pPr>
+      <w:rPr>
+        <w:rFonts w:ascii="Symbol" w:hAnsi="Symbol" w:hint="default"/>
+        <w:sz w:val="20"/>
+      </w:rPr>
+    </w:lvl>
+    <w:lvl w:ilvl="1">
+      <w:start w:val="1"/>
+      <w:numFmt w:val="bullet"/>
+      <w:lvlText w:val="o"/>
+      <w:lvlJc w:val="left"/>
+      <w:pPr>
+        <w:tabs>
+          <w:tab w:val="num" w:pos="1440"/>
+        </w:tabs>
+        <w:ind w:left="1440" w:hanging="360"/>
+      </w:pPr>
+      <w:rPr>
+        <w:rFonts w:ascii="Courier New" w:hAnsi="Courier New" w:hint="default"/>
+        <w:sz w:val="20"/>
+      </w:rPr>
+    </w:lvl>
+    <w:lvl w:ilvl="2" w:tentative="1">
+      <w:start w:val="1"/>
+      <w:numFmt w:val="bullet"/>
+      <w:lvlText w:val=""/>
+      <w:lvlJc w:val="left"/>
+      <w:pPr>
+        <w:tabs>
+          <w:tab w:val="num" w:pos="2160"/>
+        </w:tabs>
+        <w:ind w:left="2160" w:hanging="360"/>
+      </w:pPr>
+      <w:rPr>
+        <w:rFonts w:ascii="Wingdings" w:hAnsi="Wingdings" w:hint="default"/>
+        <w:sz w:val="20"/>
+      </w:rPr>
+    </w:lvl>
+    <w:lvl w:ilvl="3" w:tentative="1">
+      <w:start w:val="1"/>
+      <w:numFmt w:val="bullet"/>
+      <w:lvlText w:val=""/>
+      <w:lvlJc w:val="left"/>
+      <w:pPr>
+        <w:tabs>
+          <w:tab w:val="num" w:pos="2880"/>
+        </w:tabs>
+        <w:ind w:left="2880" w:hanging="360"/>
+      </w:pPr>
+      <w:rPr>
+        <w:rFonts w:ascii="Wingdings" w:hAnsi="Wingdings" w:hint="default"/>
+        <w:sz w:val="20"/>
+      </w:rPr>
+    </w:lvl>
+    <w:lvl w:ilvl="4" w:tentative="1">
+      <w:start w:val="1"/>
+      <w:numFmt w:val="bullet"/>
+      <w:lvlText w:val=""/>
+      <w:lvlJc w:val="left"/>
+      <w:pPr>
+        <w:tabs>
+          <w:tab w:val="num" w:pos="3600"/>
+        </w:tabs>
+        <w:ind w:left="3600" w:hanging="360"/>
+      </w:pPr>
+      <w:rPr>
+        <w:rFonts w:ascii="Wingdings" w:hAnsi="Wingdings" w:hint="default"/>
+        <w:sz w:val="20"/>
+      </w:rPr>
+    </w:lvl>
+    <w:lvl w:ilvl="5" w:tentative="1">
+      <w:start w:val="1"/>
+      <w:numFmt w:val="bullet"/>
+      <w:lvlText w:val=""/>
+      <w:lvlJc w:val="left"/>
+      <w:pPr>
+        <w:tabs>
+          <w:tab w:val="num" w:pos="4320"/>
+        </w:tabs>
+        <w:ind w:left="4320" w:hanging="360"/>
+      </w:pPr>
+      <w:rPr>
+        <w:rFonts w:ascii="Wingdings" w:hAnsi="Wingdings" w:hint="default"/>
+        <w:sz w:val="20"/>
+      </w:rPr>
+    </w:lvl>
+    <w:lvl w:ilvl="6" w:tentative="1">
+      <w:start w:val="1"/>
+      <w:numFmt w:val="bullet"/>
+      <w:lvlText w:val=""/>
+      <w:lvlJc w:val="left"/>
+      <w:pPr>
+        <w:tabs>
+          <w:tab w:val="num" w:pos="5040"/>
+        </w:tabs>
+        <w:ind w:left="5040" w:hanging="360"/>
+      </w:pPr>
+      <w:rPr>
+        <w:rFonts w:ascii="Wingdings" w:hAnsi="Wingdings" w:hint="default"/>
+        <w:sz w:val="20"/>
+      </w:rPr>
+    </w:lvl>
+    <w:lvl w:ilvl="7" w:tentative="1">
+      <w:start w:val="1"/>
+      <w:numFmt w:val="bullet"/>
+      <w:lvlText w:val=""/>
+      <w:lvlJc w:val="left"/>
+      <w:pPr>
+        <w:tabs>
+          <w:tab w:val="num" w:pos="5760"/>
+        </w:tabs>
+        <w:ind w:left="5760" w:hanging="360"/>
+      </w:pPr>
+      <w:rPr>
+        <w:rFonts w:ascii="Wingdings" w:hAnsi="Wingdings" w:hint="default"/>
+        <w:sz w:val="20"/>
+      </w:rPr>
+    </w:lvl>
+    <w:lvl w:ilvl="8" w:tentative="1">
+      <w:start w:val="1"/>
+      <w:numFmt w:val="bullet"/>
+      <w:lvlText w:val=""/>
+      <w:lvlJc w:val="left"/>
+      <w:pPr>
+        <w:tabs>
+          <w:tab w:val="num" w:pos="6480"/>
+        </w:tabs>
+        <w:ind w:left="6480" w:hanging="360"/>
+      </w:pPr>
+      <w:rPr>
+        <w:rFonts w:ascii="Wingdings" w:hAnsi="Wingdings" w:hint="default"/>
+        <w:sz w:val="20"/>
+      </w:rPr>
+    </w:lvl>
+  </w:abstractNum>
+  <w:abstractNum w:abstractNumId="3">
+    <w:nsid w:val="3C99794D"/>
+    <w:multiLevelType w:val="multilevel"/>
+    <w:tmpl w:val="B48AB5E0"/>
+    <w:lvl w:ilvl="0">
+      <w:start w:val="1"/>
+      <w:numFmt w:val="bullet"/>
+      <w:lvlText w:val=""/>
+      <w:lvlJc w:val="left"/>
+      <w:pPr>
+        <w:tabs>
+          <w:tab w:val="num" w:pos="720"/>
+        </w:tabs>
+        <w:ind w:left="720" w:hanging="360"/>
+      </w:pPr>
+      <w:rPr>
+        <w:rFonts w:ascii="Symbol" w:hAnsi="Symbol" w:hint="default"/>
+        <w:sz w:val="20"/>
+      </w:rPr>
+    </w:lvl>
+    <w:lvl w:ilvl="1" w:tentative="1">
+      <w:start w:val="1"/>
+      <w:numFmt w:val="bullet"/>
+      <w:lvlText w:val="o"/>
+      <w:lvlJc w:val="left"/>
+      <w:pPr>
+        <w:tabs>
+          <w:tab w:val="num" w:pos="1440"/>
+        </w:tabs>
+        <w:ind w:left="1440" w:hanging="360"/>
+      </w:pPr>
+      <w:rPr>
+        <w:rFonts w:ascii="Courier New" w:hAnsi="Courier New" w:hint="default"/>
+        <w:sz w:val="20"/>
+      </w:rPr>
+    </w:lvl>
+    <w:lvl w:ilvl="2" w:tentative="1">
+      <w:start w:val="1"/>
+      <w:numFmt w:val="bullet"/>
+      <w:lvlText w:val=""/>
+      <w:lvlJc w:val="left"/>
+      <w:pPr>
+        <w:tabs>
+          <w:tab w:val="num" w:pos="2160"/>
+        </w:tabs>
+        <w:ind w:left="2160" w:hanging="360"/>
+      </w:pPr>
+      <w:rPr>
+        <w:rFonts w:ascii="Wingdings" w:hAnsi="Wingdings" w:hint="default"/>
+        <w:sz w:val="20"/>
+      </w:rPr>
+    </w:lvl>
+    <w:lvl w:ilvl="3" w:tentative="1">
+      <w:start w:val="1"/>
+      <w:numFmt w:val="bullet"/>
+      <w:lvlText w:val=""/>
+      <w:lvlJc w:val="left"/>
+      <w:pPr>
+        <w:tabs>
+          <w:tab w:val="num" w:pos="2880"/>
+        </w:tabs>
+        <w:ind w:left="2880" w:hanging="360"/>
+      </w:pPr>
+      <w:rPr>
+        <w:rFonts w:ascii="Wingdings" w:hAnsi="Wingdings" w:hint="default"/>
+        <w:sz w:val="20"/>
+      </w:rPr>
+    </w:lvl>
+    <w:lvl w:ilvl="4" w:tentative="1">
+      <w:start w:val="1"/>
+      <w:numFmt w:val="bullet"/>
+      <w:lvlText w:val=""/>
+      <w:lvlJc w:val="left"/>
+      <w:pPr>
+        <w:tabs>
+          <w:tab w:val="num" w:pos="3600"/>
+        </w:tabs>
+        <w:ind w:left="3600" w:hanging="360"/>
+      </w:pPr>
+      <w:rPr>
+        <w:rFonts w:ascii="Wingdings" w:hAnsi="Wingdings" w:hint="default"/>
+        <w:sz w:val="20"/>
+      </w:rPr>
+    </w:lvl>
+    <w:lvl w:ilvl="5" w:tentative="1">
+      <w:start w:val="1"/>
+      <w:numFmt w:val="bullet"/>
+      <w:lvlText w:val=""/>
+      <w:lvlJc w:val="left"/>
+      <w:pPr>
+        <w:tabs>
+          <w:tab w:val="num" w:pos="4320"/>
+        </w:tabs>
+        <w:ind w:left="4320" w:hanging="360"/>
+      </w:pPr>
+      <w:rPr>
+        <w:rFonts w:ascii="Wingdings" w:hAnsi="Wingdings" w:hint="default"/>
+        <w:sz w:val="20"/>
+      </w:rPr>
+    </w:lvl>
+    <w:lvl w:ilvl="6" w:tentative="1">
+      <w:start w:val="1"/>
+      <w:numFmt w:val="bullet"/>
+      <w:lvlText w:val=""/>
+      <w:lvlJc w:val="left"/>
+      <w:pPr>
+        <w:tabs>
+          <w:tab w:val="num" w:pos="5040"/>
+        </w:tabs>
+        <w:ind w:left="5040" w:hanging="360"/>
+      </w:pPr>
+      <w:rPr>
+        <w:rFonts w:ascii="Wingdings" w:hAnsi="Wingdings" w:hint="default"/>
+        <w:sz w:val="20"/>
+      </w:rPr>
+    </w:lvl>
+    <w:lvl w:ilvl="7" w:tentative="1">
+      <w:start w:val="1"/>
+      <w:numFmt w:val="bullet"/>
+      <w:lvlText w:val=""/>
+      <w:lvlJc w:val="left"/>
+      <w:pPr>
+        <w:tabs>
+          <w:tab w:val="num" w:pos="5760"/>
+        </w:tabs>
+        <w:ind w:left="5760" w:hanging="360"/>
+      </w:pPr>
+      <w:rPr>
+        <w:rFonts w:ascii="Wingdings" w:hAnsi="Wingdings" w:hint="default"/>
+        <w:sz w:val="20"/>
+      </w:rPr>
+    </w:lvl>
+    <w:lvl w:ilvl="8" w:tentative="1">
+      <w:start w:val="1"/>
+      <w:numFmt w:val="bullet"/>
+      <w:lvlText w:val=""/>
+      <w:lvlJc w:val="left"/>
+      <w:pPr>
+        <w:tabs>
+          <w:tab w:val="num" w:pos="6480"/>
+        </w:tabs>
+        <w:ind w:left="6480" w:hanging="360"/>
+      </w:pPr>
+      <w:rPr>
+        <w:rFonts w:ascii="Wingdings" w:hAnsi="Wingdings" w:hint="default"/>
+        <w:sz w:val="20"/>
+      </w:rPr>
+    </w:lvl>
+  </w:abstractNum>
+  <w:abstractNum w:abstractNumId="4">
+    <w:nsid w:val="439F73B4"/>
+    <w:multiLevelType w:val="multilevel"/>
+    <w:tmpl w:val="403819C0"/>
+    <w:lvl w:ilvl="0">
+      <w:start w:val="1"/>
+      <w:numFmt w:val="bullet"/>
+      <w:lvlText w:val=""/>
+      <w:lvlJc w:val="left"/>
+      <w:pPr>
+        <w:tabs>
+          <w:tab w:val="num" w:pos="720"/>
+        </w:tabs>
+        <w:ind w:left="720" w:hanging="360"/>
+      </w:pPr>
+      <w:rPr>
+        <w:rFonts w:ascii="Symbol" w:hAnsi="Symbol" w:hint="default"/>
+        <w:sz w:val="20"/>
+      </w:rPr>
+    </w:lvl>
+    <w:lvl w:ilvl="1" w:tentative="1">
+      <w:start w:val="1"/>
+      <w:numFmt w:val="bullet"/>
+      <w:lvlText w:val="o"/>
+      <w:lvlJc w:val="left"/>
+      <w:pPr>
+        <w:tabs>
+          <w:tab w:val="num" w:pos="1440"/>
+        </w:tabs>
+        <w:ind w:left="1440" w:hanging="360"/>
+      </w:pPr>
+      <w:rPr>
+        <w:rFonts w:ascii="Courier New" w:hAnsi="Courier New" w:hint="default"/>
+        <w:sz w:val="20"/>
+      </w:rPr>
+    </w:lvl>
+    <w:lvl w:ilvl="2" w:tentative="1">
+      <w:start w:val="1"/>
+      <w:numFmt w:val="bullet"/>
+      <w:lvlText w:val=""/>
+      <w:lvlJc w:val="left"/>
+      <w:pPr>
+        <w:tabs>
+          <w:tab w:val="num" w:pos="2160"/>
+        </w:tabs>
+        <w:ind w:left="2160" w:hanging="360"/>
+      </w:pPr>
+      <w:rPr>
+        <w:rFonts w:ascii="Wingdings" w:hAnsi="Wingdings" w:hint="default"/>
+        <w:sz w:val="20"/>
+      </w:rPr>
+    </w:lvl>
+    <w:lvl w:ilvl="3" w:tentative="1">
+      <w:start w:val="1"/>
+      <w:numFmt w:val="bullet"/>
+      <w:lvlText w:val=""/>
+      <w:lvlJc w:val="left"/>
+      <w:pPr>
+        <w:tabs>
+          <w:tab w:val="num" w:pos="2880"/>
+        </w:tabs>
+        <w:ind w:left="2880" w:hanging="360"/>
+      </w:pPr>
+      <w:rPr>
+        <w:rFonts w:ascii="Wingdings" w:hAnsi="Wingdings" w:hint="default"/>
+        <w:sz w:val="20"/>
+      </w:rPr>
+    </w:lvl>
+    <w:lvl w:ilvl="4" w:tentative="1">
+      <w:start w:val="1"/>
+      <w:numFmt w:val="bullet"/>
+      <w:lvlText w:val=""/>
+      <w:lvlJc w:val="left"/>
+      <w:pPr>
+        <w:tabs>
+          <w:tab w:val="num" w:pos="3600"/>
+        </w:tabs>
+        <w:ind w:left="3600" w:hanging="360"/>
+      </w:pPr>
+      <w:rPr>
+        <w:rFonts w:ascii="Wingdings" w:hAnsi="Wingdings" w:hint="default"/>
+        <w:sz w:val="20"/>
+      </w:rPr>
+    </w:lvl>
+    <w:lvl w:ilvl="5" w:tentative="1">
+      <w:start w:val="1"/>
+      <w:numFmt w:val="bullet"/>
+      <w:lvlText w:val=""/>
+      <w:lvlJc w:val="left"/>
+      <w:pPr>
+        <w:tabs>
+          <w:tab w:val="num" w:pos="4320"/>
+        </w:tabs>
+        <w:ind w:left="4320" w:hanging="360"/>
+      </w:pPr>
+      <w:rPr>
+        <w:rFonts w:ascii="Wingdings" w:hAnsi="Wingdings" w:hint="default"/>
+        <w:sz w:val="20"/>
+      </w:rPr>
+    </w:lvl>
+    <w:lvl w:ilvl="6" w:tentative="1">
+      <w:start w:val="1"/>
+      <w:numFmt w:val="bullet"/>
+      <w:lvlText w:val=""/>
+      <w:lvlJc w:val="left"/>
+      <w:pPr>
+        <w:tabs>
+          <w:tab w:val="num" w:pos="5040"/>
+        </w:tabs>
+        <w:ind w:left="5040" w:hanging="360"/>
+      </w:pPr>
+      <w:rPr>
+        <w:rFonts w:ascii="Wingdings" w:hAnsi="Wingdings" w:hint="default"/>
+        <w:sz w:val="20"/>
+      </w:rPr>
+    </w:lvl>
+    <w:lvl w:ilvl="7" w:tentative="1">
+      <w:start w:val="1"/>
+      <w:numFmt w:val="bullet"/>
+      <w:lvlText w:val=""/>
+      <w:lvlJc w:val="left"/>
+      <w:pPr>
+        <w:tabs>
+          <w:tab w:val="num" w:pos="5760"/>
+        </w:tabs>
+        <w:ind w:left="5760" w:hanging="360"/>
+      </w:pPr>
+      <w:rPr>
+        <w:rFonts w:ascii="Wingdings" w:hAnsi="Wingdings" w:hint="default"/>
+        <w:sz w:val="20"/>
+      </w:rPr>
+    </w:lvl>
+    <w:lvl w:ilvl="8" w:tentative="1">
+      <w:start w:val="1"/>
+      <w:numFmt w:val="bullet"/>
+      <w:lvlText w:val=""/>
+      <w:lvlJc w:val="left"/>
+      <w:pPr>
+        <w:tabs>
+          <w:tab w:val="num" w:pos="6480"/>
+        </w:tabs>
+        <w:ind w:left="6480" w:hanging="360"/>
+      </w:pPr>
+      <w:rPr>
+        <w:rFonts w:ascii="Wingdings" w:hAnsi="Wingdings" w:hint="default"/>
+        <w:sz w:val="20"/>
+      </w:rPr>
+    </w:lvl>
+  </w:abstractNum>
+  <w:abstractNum w:abstractNumId="5">
+    <w:nsid w:val="77A82EDE"/>
+    <w:multiLevelType w:val="multilevel"/>
+    <w:tmpl w:val="728E2C3C"/>
+    <w:lvl w:ilvl="0">
+      <w:start w:val="1"/>
+      <w:numFmt w:val="bullet"/>
+      <w:lvlText w:val=""/>
+      <w:lvlJc w:val="left"/>
+      <w:pPr>
+        <w:tabs>
+          <w:tab w:val="num" w:pos="720"/>
+        </w:tabs>
+        <w:ind w:left="720" w:hanging="360"/>
+      </w:pPr>
+      <w:rPr>
+        <w:rFonts w:ascii="Symbol" w:hAnsi="Symbol" w:hint="default"/>
+        <w:sz w:val="20"/>
+      </w:rPr>
+    </w:lvl>
+    <w:lvl w:ilvl="1" w:tentative="1">
+      <w:start w:val="1"/>
+      <w:numFmt w:val="bullet"/>
+      <w:lvlText w:val="o"/>
+      <w:lvlJc w:val="left"/>
+      <w:pPr>
+        <w:tabs>
+          <w:tab w:val="num" w:pos="1440"/>
+        </w:tabs>
+        <w:ind w:left="1440" w:hanging="360"/>
+      </w:pPr>
+      <w:rPr>
+        <w:rFonts w:ascii="Courier New" w:hAnsi="Courier New" w:hint="default"/>
+        <w:sz w:val="20"/>
+      </w:rPr>
+    </w:lvl>
+    <w:lvl w:ilvl="2" w:tentative="1">
+      <w:start w:val="1"/>
+      <w:numFmt w:val="bullet"/>
+      <w:lvlText w:val=""/>
+      <w:lvlJc w:val="left"/>
+      <w:pPr>
+        <w:tabs>
+          <w:tab w:val="num" w:pos="2160"/>
+        </w:tabs>
+        <w:ind w:left="2160" w:hanging="360"/>
+      </w:pPr>
+      <w:rPr>
+        <w:rFonts w:ascii="Wingdings" w:hAnsi="Wingdings" w:hint="default"/>
+        <w:sz w:val="20"/>
+      </w:rPr>
+    </w:lvl>
+    <w:lvl w:ilvl="3" w:tentative="1">
+      <w:start w:val="1"/>
+      <w:numFmt w:val="bullet"/>
+      <w:lvlText w:val=""/>
+      <w:lvlJc w:val="left"/>
+      <w:pPr>
+        <w:tabs>
+          <w:tab w:val="num" w:pos="2880"/>
+        </w:tabs>
+        <w:ind w:left="2880" w:hanging="360"/>
+      </w:pPr>
+      <w:rPr>
+        <w:rFonts w:ascii="Wingdings" w:hAnsi="Wingdings" w:hint="default"/>
+        <w:sz w:val="20"/>
+      </w:rPr>
+    </w:lvl>
+    <w:lvl w:ilvl="4" w:tentative="1">
+      <w:start w:val="1"/>
+      <w:numFmt w:val="bullet"/>
+      <w:lvlText w:val=""/>
+      <w:lvlJc w:val="left"/>
+      <w:pPr>
+        <w:tabs>
+          <w:tab w:val="num" w:pos="3600"/>
+        </w:tabs>
+        <w:ind w:left="3600" w:hanging="360"/>
+      </w:pPr>
+      <w:rPr>
+        <w:rFonts w:ascii="Wingdings" w:hAnsi="Wingdings" w:hint="default"/>
+        <w:sz w:val="20"/>
+      </w:rPr>
+    </w:lvl>
+    <w:lvl w:ilvl="5" w:tentative="1">
+      <w:start w:val="1"/>
+      <w:numFmt w:val="bullet"/>
+      <w:lvlText w:val=""/>
+      <w:lvlJc w:val="left"/>
+      <w:pPr>
+        <w:tabs>
+          <w:tab w:val="num" w:pos="4320"/>
+        </w:tabs>
+        <w:ind w:left="4320" w:hanging="360"/>
+      </w:pPr>
+      <w:rPr>
+        <w:rFonts w:ascii="Wingdings" w:hAnsi="Wingdings" w:hint="default"/>
+        <w:sz w:val="20"/>
+      </w:rPr>
+    </w:lvl>
+    <w:lvl w:ilvl="6" w:tentative="1">
+      <w:start w:val="1"/>
+      <w:numFmt w:val="bullet"/>
+      <w:lvlText w:val=""/>
+      <w:lvlJc w:val="left"/>
+      <w:pPr>
+        <w:tabs>
+          <w:tab w:val="num" w:pos="5040"/>
+        </w:tabs>
+        <w:ind w:left="5040" w:hanging="360"/>
+      </w:pPr>
+      <w:rPr>
+        <w:rFonts w:ascii="Wingdings" w:hAnsi="Wingdings" w:hint="default"/>
+        <w:sz w:val="20"/>
+      </w:rPr>
+    </w:lvl>
+    <w:lvl w:ilvl="7" w:tentative="1">
+      <w:start w:val="1"/>
+      <w:numFmt w:val="bullet"/>
+      <w:lvlText w:val=""/>
+      <w:lvlJc w:val="left"/>
+      <w:pPr>
+        <w:tabs>
+          <w:tab w:val="num" w:pos="5760"/>
+        </w:tabs>
+        <w:ind w:left="5760" w:hanging="360"/>
+      </w:pPr>
+      <w:rPr>
+        <w:rFonts w:ascii="Wingdings" w:hAnsi="Wingdings" w:hint="default"/>
+        <w:sz w:val="20"/>
+      </w:rPr>
+    </w:lvl>
+    <w:lvl w:ilvl="8" w:tentative="1">
+      <w:start w:val="1"/>
+      <w:numFmt w:val="bullet"/>
+      <w:lvlText w:val=""/>
+      <w:lvlJc w:val="left"/>
+      <w:pPr>
+        <w:tabs>
+          <w:tab w:val="num" w:pos="6480"/>
+        </w:tabs>
+        <w:ind w:left="6480" w:hanging="360"/>
+      </w:pPr>
+      <w:rPr>
+        <w:rFonts w:ascii="Wingdings" w:hAnsi="Wingdings" w:hint="default"/>
+        <w:sz w:val="20"/>
+      </w:rPr>
+    </w:lvl>
+  </w:abstractNum>
+  <w:num w:numId="1">
+    <w:abstractNumId w:val="1"/>
+  </w:num>
+  <w:num w:numId="2">
+    <w:abstractNumId w:val="2"/>
+  </w:num>
+  <w:num w:numId="3">
+    <w:abstractNumId w:val="4"/>
+  </w:num>
+  <w:num w:numId="4">
+    <w:abstractNumId w:val="0"/>
+  </w:num>
+  <w:num w:numId="5">
+    <w:abstractNumId w:val="5"/>
+  </w:num>
+  <w:num w:numId="6">
+    <w:abstractNumId w:val="3"/>
+  </w:num>
+</w:numbering>
 </file>
 
 <file path=word/people.xml><?xml version="1.0" encoding="utf-8"?>
@@ -536,6 +3484,64 @@
     <w:name w:val="Normal"/>
     <w:qFormat/>
   </w:style>
+  <w:style w:type="paragraph" w:styleId="Heading1">
+    <w:name w:val="heading 1"/>
+    <w:basedOn w:val="Normal"/>
+    <w:link w:val="Heading1Char"/>
+    <w:uiPriority w:val="9"/>
+    <w:qFormat/>
+    <w:rsid w:val="00C15144"/>
+    <w:pPr>
+      <w:spacing w:before="100" w:beforeAutospacing="1" w:after="100" w:afterAutospacing="1" w:line="240" w:lineRule="auto"/>
+      <w:outlineLvl w:val="0"/>
+    </w:pPr>
+    <w:rPr>
+      <w:rFonts w:ascii="Times New Roman" w:eastAsia="Times New Roman" w:hAnsi="Times New Roman" w:cs="Times New Roman"/>
+      <w:b/>
+      <w:bCs/>
+      <w:kern w:val="36"/>
+      <w:sz w:val="48"/>
+      <w:szCs w:val="48"/>
+    </w:rPr>
+  </w:style>
+  <w:style w:type="paragraph" w:styleId="Heading2">
+    <w:name w:val="heading 2"/>
+    <w:basedOn w:val="Normal"/>
+    <w:link w:val="Heading2Char"/>
+    <w:uiPriority w:val="9"/>
+    <w:qFormat/>
+    <w:rsid w:val="00C15144"/>
+    <w:pPr>
+      <w:spacing w:before="100" w:beforeAutospacing="1" w:after="100" w:afterAutospacing="1" w:line="240" w:lineRule="auto"/>
+      <w:outlineLvl w:val="1"/>
+    </w:pPr>
+    <w:rPr>
+      <w:rFonts w:ascii="Times New Roman" w:eastAsia="Times New Roman" w:hAnsi="Times New Roman" w:cs="Times New Roman"/>
+      <w:b/>
+      <w:bCs/>
+      <w:sz w:val="36"/>
+      <w:szCs w:val="36"/>
+    </w:rPr>
+  </w:style>
+  <w:style w:type="paragraph" w:styleId="Heading3">
+    <w:name w:val="heading 3"/>
+    <w:basedOn w:val="Normal"/>
+    <w:link w:val="Heading3Char"/>
+    <w:uiPriority w:val="9"/>
+    <w:qFormat/>
+    <w:rsid w:val="00C15144"/>
+    <w:pPr>
+      <w:spacing w:before="100" w:beforeAutospacing="1" w:after="100" w:afterAutospacing="1" w:line="240" w:lineRule="auto"/>
+      <w:outlineLvl w:val="2"/>
+    </w:pPr>
+    <w:rPr>
+      <w:rFonts w:ascii="Times New Roman" w:eastAsia="Times New Roman" w:hAnsi="Times New Roman" w:cs="Times New Roman"/>
+      <w:b/>
+      <w:bCs/>
+      <w:sz w:val="27"/>
+      <w:szCs w:val="27"/>
+    </w:rPr>
+  </w:style>
   <w:style w:type="character" w:default="1" w:styleId="DefaultParagraphFont">
     <w:name w:val="Default Paragraph Font"/>
     <w:uiPriority w:val="1"/>
@@ -562,6 +3568,137 @@
     <w:uiPriority w:val="99"/>
     <w:semiHidden/>
     <w:unhideWhenUsed/>
+  </w:style>
+  <w:style w:type="character" w:styleId="Strong">
+    <w:name w:val="Strong"/>
+    <w:basedOn w:val="DefaultParagraphFont"/>
+    <w:uiPriority w:val="22"/>
+    <w:qFormat/>
+    <w:rsid w:val="005B5136"/>
+    <w:rPr>
+      <w:b/>
+      <w:bCs/>
+    </w:rPr>
+  </w:style>
+  <w:style w:type="character" w:customStyle="1" w:styleId="Heading1Char">
+    <w:name w:val="Heading 1 Char"/>
+    <w:basedOn w:val="DefaultParagraphFont"/>
+    <w:link w:val="Heading1"/>
+    <w:uiPriority w:val="9"/>
+    <w:rsid w:val="00C15144"/>
+    <w:rPr>
+      <w:rFonts w:ascii="Times New Roman" w:eastAsia="Times New Roman" w:hAnsi="Times New Roman" w:cs="Times New Roman"/>
+      <w:b/>
+      <w:bCs/>
+      <w:kern w:val="36"/>
+      <w:sz w:val="48"/>
+      <w:szCs w:val="48"/>
+    </w:rPr>
+  </w:style>
+  <w:style w:type="character" w:customStyle="1" w:styleId="Heading2Char">
+    <w:name w:val="Heading 2 Char"/>
+    <w:basedOn w:val="DefaultParagraphFont"/>
+    <w:link w:val="Heading2"/>
+    <w:uiPriority w:val="9"/>
+    <w:rsid w:val="00C15144"/>
+    <w:rPr>
+      <w:rFonts w:ascii="Times New Roman" w:eastAsia="Times New Roman" w:hAnsi="Times New Roman" w:cs="Times New Roman"/>
+      <w:b/>
+      <w:bCs/>
+      <w:sz w:val="36"/>
+      <w:szCs w:val="36"/>
+    </w:rPr>
+  </w:style>
+  <w:style w:type="character" w:customStyle="1" w:styleId="Heading3Char">
+    <w:name w:val="Heading 3 Char"/>
+    <w:basedOn w:val="DefaultParagraphFont"/>
+    <w:link w:val="Heading3"/>
+    <w:uiPriority w:val="9"/>
+    <w:rsid w:val="00C15144"/>
+    <w:rPr>
+      <w:rFonts w:ascii="Times New Roman" w:eastAsia="Times New Roman" w:hAnsi="Times New Roman" w:cs="Times New Roman"/>
+      <w:b/>
+      <w:bCs/>
+      <w:sz w:val="27"/>
+      <w:szCs w:val="27"/>
+    </w:rPr>
+  </w:style>
+  <w:style w:type="paragraph" w:styleId="NormalWeb">
+    <w:name w:val="Normal (Web)"/>
+    <w:basedOn w:val="Normal"/>
+    <w:uiPriority w:val="99"/>
+    <w:semiHidden/>
+    <w:unhideWhenUsed/>
+    <w:rsid w:val="00C15144"/>
+    <w:pPr>
+      <w:spacing w:before="100" w:beforeAutospacing="1" w:after="100" w:afterAutospacing="1" w:line="240" w:lineRule="auto"/>
+    </w:pPr>
+    <w:rPr>
+      <w:rFonts w:ascii="Times New Roman" w:eastAsia="Times New Roman" w:hAnsi="Times New Roman" w:cs="Times New Roman"/>
+      <w:sz w:val="24"/>
+      <w:szCs w:val="24"/>
+    </w:rPr>
+  </w:style>
+  <w:style w:type="character" w:styleId="HTMLCode">
+    <w:name w:val="HTML Code"/>
+    <w:basedOn w:val="DefaultParagraphFont"/>
+    <w:uiPriority w:val="99"/>
+    <w:semiHidden/>
+    <w:unhideWhenUsed/>
+    <w:rsid w:val="00C15144"/>
+    <w:rPr>
+      <w:rFonts w:ascii="Courier New" w:eastAsia="Times New Roman" w:hAnsi="Courier New" w:cs="Courier New"/>
+      <w:sz w:val="20"/>
+      <w:szCs w:val="20"/>
+    </w:rPr>
+  </w:style>
+  <w:style w:type="paragraph" w:styleId="HTMLPreformatted">
+    <w:name w:val="HTML Preformatted"/>
+    <w:basedOn w:val="Normal"/>
+    <w:link w:val="HTMLPreformattedChar"/>
+    <w:uiPriority w:val="99"/>
+    <w:semiHidden/>
+    <w:unhideWhenUsed/>
+    <w:rsid w:val="00C15144"/>
+    <w:pPr>
+      <w:tabs>
+        <w:tab w:val="left" w:pos="916"/>
+        <w:tab w:val="left" w:pos="1832"/>
+        <w:tab w:val="left" w:pos="2748"/>
+        <w:tab w:val="left" w:pos="3664"/>
+        <w:tab w:val="left" w:pos="4580"/>
+        <w:tab w:val="left" w:pos="5496"/>
+        <w:tab w:val="left" w:pos="6412"/>
+        <w:tab w:val="left" w:pos="7328"/>
+        <w:tab w:val="left" w:pos="8244"/>
+        <w:tab w:val="left" w:pos="9160"/>
+        <w:tab w:val="left" w:pos="10076"/>
+        <w:tab w:val="left" w:pos="10992"/>
+        <w:tab w:val="left" w:pos="11908"/>
+        <w:tab w:val="left" w:pos="12824"/>
+        <w:tab w:val="left" w:pos="13740"/>
+        <w:tab w:val="left" w:pos="14656"/>
+      </w:tabs>
+      <w:spacing w:after="0" w:line="240" w:lineRule="auto"/>
+    </w:pPr>
+    <w:rPr>
+      <w:rFonts w:ascii="Courier New" w:eastAsia="Times New Roman" w:hAnsi="Courier New" w:cs="Courier New"/>
+      <w:sz w:val="20"/>
+      <w:szCs w:val="20"/>
+    </w:rPr>
+  </w:style>
+  <w:style w:type="character" w:customStyle="1" w:styleId="HTMLPreformattedChar">
+    <w:name w:val="HTML Preformatted Char"/>
+    <w:basedOn w:val="DefaultParagraphFont"/>
+    <w:link w:val="HTMLPreformatted"/>
+    <w:uiPriority w:val="99"/>
+    <w:semiHidden/>
+    <w:rsid w:val="00C15144"/>
+    <w:rPr>
+      <w:rFonts w:ascii="Courier New" w:eastAsia="Times New Roman" w:hAnsi="Courier New" w:cs="Courier New"/>
+      <w:sz w:val="20"/>
+      <w:szCs w:val="20"/>
+    </w:rPr>
   </w:style>
 </w:styles>
 </file>
